--- a/PLOT LIMITED EXCEL.docx
+++ b/PLOT LIMITED EXCEL.docx
@@ -1088,7 +1088,6 @@
     <w:p>
       <w:pPr>
         <w:spacing w:before="100" w:beforeAutospacing="1" w:after="100" w:afterAutospacing="1" w:line="240" w:lineRule="auto"/>
-        <w:ind w:left="720"/>
         <w:rPr>
           <w:rFonts w:ascii="Arial" w:eastAsia="Times New Roman" w:hAnsi="Arial" w:cs="Arial"/>
           <w:kern w:val="0"/>
@@ -1112,7 +1111,1397 @@
     </w:p>
     <w:p>
       <w:pPr>
+        <w:spacing w:after="0" w:line="240" w:lineRule="auto"/>
+        <w:rPr>
+          <w:rFonts w:ascii="Times New Roman" w:eastAsia="Times New Roman" w:hAnsi="Times New Roman" w:cs="Times New Roman"/>
+          <w:kern w:val="0"/>
+          <w:sz w:val="24"/>
+          <w:szCs w:val="24"/>
+          <w:lang w:eastAsia="en-IN"/>
+          <w14:ligatures w14:val="none"/>
+        </w:rPr>
+      </w:pPr>
+      <w:r>
+        <w:t xml:space="preserve"> </w:t>
+      </w:r>
+    </w:p>
+    <w:p>
+      <w:pPr>
         <w:spacing w:before="100" w:beforeAutospacing="1" w:after="100" w:afterAutospacing="1" w:line="240" w:lineRule="auto"/>
+        <w:outlineLvl w:val="1"/>
+        <w:rPr>
+          <w:rFonts w:ascii="Times New Roman" w:eastAsia="Times New Roman" w:hAnsi="Times New Roman" w:cs="Times New Roman"/>
+          <w:b/>
+          <w:bCs/>
+          <w:kern w:val="0"/>
+          <w:sz w:val="30"/>
+          <w:szCs w:val="30"/>
+          <w:lang w:eastAsia="en-IN"/>
+          <w14:ligatures w14:val="none"/>
+        </w:rPr>
+      </w:pPr>
+      <w:r>
+        <w:rPr>
+          <w:rFonts w:ascii="Times New Roman" w:eastAsia="Times New Roman" w:hAnsi="Times New Roman" w:cs="Times New Roman"/>
+          <w:b/>
+          <w:bCs/>
+          <w:kern w:val="0"/>
+          <w:sz w:val="30"/>
+          <w:szCs w:val="30"/>
+          <w:lang w:eastAsia="en-IN"/>
+          <w14:ligatures w14:val="none"/>
+        </w:rPr>
+        <w:t>KEY DATA INSIGHTS &amp; AUDIT FINDINGS</w:t>
+      </w:r>
+    </w:p>
+    <w:p>
+      <w:pPr>
+        <w:spacing w:before="100" w:beforeAutospacing="1" w:after="100" w:afterAutospacing="1" w:line="240" w:lineRule="auto"/>
+        <w:outlineLvl w:val="1"/>
+        <w:rPr>
+          <w:rFonts w:ascii="Times New Roman" w:eastAsia="Times New Roman" w:hAnsi="Times New Roman" w:cs="Times New Roman"/>
+          <w:b/>
+          <w:bCs/>
+          <w:kern w:val="0"/>
+          <w:sz w:val="30"/>
+          <w:szCs w:val="30"/>
+          <w:lang w:eastAsia="en-IN"/>
+          <w14:ligatures w14:val="none"/>
+        </w:rPr>
+      </w:pPr>
+      <w:r>
+        <w:rPr>
+          <w:rFonts w:ascii="Times New Roman" w:eastAsia="Times New Roman" w:hAnsi="Times New Roman" w:cs="Times New Roman"/>
+          <w:b/>
+          <w:bCs/>
+          <w:kern w:val="0"/>
+          <w:sz w:val="30"/>
+          <w:szCs w:val="30"/>
+          <w:lang w:eastAsia="en-IN"/>
+          <w14:ligatures w14:val="none"/>
+        </w:rPr>
+        <w:t>Commercial Sales Performance</w:t>
+      </w:r>
+    </w:p>
+    <w:p>
+      <w:pPr>
+        <w:numPr>
+          <w:ilvl w:val="0"/>
+          <w:numId w:val="12"/>
+        </w:numPr>
+        <w:spacing w:before="100" w:beforeAutospacing="1" w:after="100" w:afterAutospacing="1" w:line="240" w:lineRule="auto"/>
+        <w:rPr>
+          <w:rFonts w:ascii="Times New Roman" w:eastAsia="Times New Roman" w:hAnsi="Times New Roman" w:cs="Times New Roman"/>
+          <w:kern w:val="0"/>
+          <w:sz w:val="24"/>
+          <w:szCs w:val="24"/>
+          <w:lang w:eastAsia="en-IN"/>
+          <w14:ligatures w14:val="none"/>
+        </w:rPr>
+      </w:pPr>
+      <w:r>
+        <w:rPr>
+          <w:rFonts w:ascii="Times New Roman" w:eastAsia="Times New Roman" w:hAnsi="Times New Roman" w:cs="Times New Roman"/>
+          <w:b/>
+          <w:bCs/>
+          <w:kern w:val="0"/>
+          <w:sz w:val="24"/>
+          <w:szCs w:val="24"/>
+          <w:lang w:eastAsia="en-IN"/>
+          <w14:ligatures w14:val="none"/>
+        </w:rPr>
+        <w:t>Retail Dominance:</w:t>
+      </w:r>
+      <w:r>
+        <w:rPr>
+          <w:rFonts w:ascii="Times New Roman" w:eastAsia="Times New Roman" w:hAnsi="Times New Roman" w:cs="Times New Roman"/>
+          <w:kern w:val="0"/>
+          <w:sz w:val="24"/>
+          <w:szCs w:val="24"/>
+          <w:lang w:eastAsia="en-IN"/>
+          <w14:ligatures w14:val="none"/>
+        </w:rPr>
+        <w:t xml:space="preserve"> Retail channels serve as the core driver for dairy processing operations, capturing </w:t>
+      </w:r>
+      <w:r>
+        <w:rPr>
+          <w:rFonts w:ascii="Times New Roman" w:eastAsia="Times New Roman" w:hAnsi="Times New Roman" w:cs="Times New Roman"/>
+          <w:b/>
+          <w:bCs/>
+          <w:kern w:val="0"/>
+          <w:sz w:val="24"/>
+          <w:szCs w:val="24"/>
+          <w:lang w:eastAsia="en-IN"/>
+          <w14:ligatures w14:val="none"/>
+        </w:rPr>
+        <w:t>INR 20.86M</w:t>
+      </w:r>
+      <w:r>
+        <w:rPr>
+          <w:rFonts w:ascii="Times New Roman" w:eastAsia="Times New Roman" w:hAnsi="Times New Roman" w:cs="Times New Roman"/>
+          <w:kern w:val="0"/>
+          <w:sz w:val="24"/>
+          <w:szCs w:val="24"/>
+          <w:lang w:eastAsia="en-IN"/>
+          <w14:ligatures w14:val="none"/>
+        </w:rPr>
+        <w:t xml:space="preserve"> (35.5%) of macro earnings.</w:t>
+      </w:r>
+    </w:p>
+    <w:p>
+      <w:pPr>
+        <w:numPr>
+          <w:ilvl w:val="0"/>
+          <w:numId w:val="12"/>
+        </w:numPr>
+        <w:spacing w:before="100" w:beforeAutospacing="1" w:after="100" w:afterAutospacing="1" w:line="240" w:lineRule="auto"/>
+        <w:rPr>
+          <w:rFonts w:ascii="Times New Roman" w:eastAsia="Times New Roman" w:hAnsi="Times New Roman" w:cs="Times New Roman"/>
+          <w:kern w:val="0"/>
+          <w:sz w:val="24"/>
+          <w:szCs w:val="24"/>
+          <w:lang w:eastAsia="en-IN"/>
+          <w14:ligatures w14:val="none"/>
+        </w:rPr>
+      </w:pPr>
+      <w:r>
+        <w:rPr>
+          <w:rFonts w:ascii="Times New Roman" w:eastAsia="Times New Roman" w:hAnsi="Times New Roman" w:cs="Times New Roman"/>
+          <w:b/>
+          <w:bCs/>
+          <w:kern w:val="0"/>
+          <w:sz w:val="24"/>
+          <w:szCs w:val="24"/>
+          <w:lang w:eastAsia="en-IN"/>
+          <w14:ligatures w14:val="none"/>
+        </w:rPr>
+        <w:t>Wholesale Volume:</w:t>
+      </w:r>
+      <w:r>
+        <w:rPr>
+          <w:rFonts w:ascii="Times New Roman" w:eastAsia="Times New Roman" w:hAnsi="Times New Roman" w:cs="Times New Roman"/>
+          <w:kern w:val="0"/>
+          <w:sz w:val="24"/>
+          <w:szCs w:val="24"/>
+          <w:lang w:eastAsia="en-IN"/>
+          <w14:ligatures w14:val="none"/>
+        </w:rPr>
+        <w:t xml:space="preserve"> Institutional wholesale contracts provide a highly stable fallback network, bringing in </w:t>
+      </w:r>
+      <w:r>
+        <w:rPr>
+          <w:rFonts w:ascii="Times New Roman" w:eastAsia="Times New Roman" w:hAnsi="Times New Roman" w:cs="Times New Roman"/>
+          <w:b/>
+          <w:bCs/>
+          <w:kern w:val="0"/>
+          <w:sz w:val="24"/>
+          <w:szCs w:val="24"/>
+          <w:lang w:eastAsia="en-IN"/>
+          <w14:ligatures w14:val="none"/>
+        </w:rPr>
+        <w:t>INR 20.21M</w:t>
+      </w:r>
+      <w:r>
+        <w:rPr>
+          <w:rFonts w:ascii="Times New Roman" w:eastAsia="Times New Roman" w:hAnsi="Times New Roman" w:cs="Times New Roman"/>
+          <w:kern w:val="0"/>
+          <w:sz w:val="24"/>
+          <w:szCs w:val="24"/>
+          <w:lang w:eastAsia="en-IN"/>
+          <w14:ligatures w14:val="none"/>
+        </w:rPr>
+        <w:t xml:space="preserve"> (34.4%) of gross value.</w:t>
+      </w:r>
+    </w:p>
+    <w:p>
+      <w:pPr>
+        <w:numPr>
+          <w:ilvl w:val="0"/>
+          <w:numId w:val="12"/>
+        </w:numPr>
+        <w:spacing w:before="100" w:beforeAutospacing="1" w:after="100" w:afterAutospacing="1" w:line="240" w:lineRule="auto"/>
+        <w:rPr>
+          <w:rFonts w:ascii="Times New Roman" w:eastAsia="Times New Roman" w:hAnsi="Times New Roman" w:cs="Times New Roman"/>
+          <w:kern w:val="0"/>
+          <w:sz w:val="24"/>
+          <w:szCs w:val="24"/>
+          <w:lang w:eastAsia="en-IN"/>
+          <w14:ligatures w14:val="none"/>
+        </w:rPr>
+      </w:pPr>
+      <w:r>
+        <w:rPr>
+          <w:rFonts w:ascii="Times New Roman" w:eastAsia="Times New Roman" w:hAnsi="Times New Roman" w:cs="Times New Roman"/>
+          <w:b/>
+          <w:bCs/>
+          <w:kern w:val="0"/>
+          <w:sz w:val="24"/>
+          <w:szCs w:val="24"/>
+          <w:lang w:eastAsia="en-IN"/>
+          <w14:ligatures w14:val="none"/>
+        </w:rPr>
+        <w:t>Online Gap:</w:t>
+      </w:r>
+      <w:r>
+        <w:rPr>
+          <w:rFonts w:ascii="Times New Roman" w:eastAsia="Times New Roman" w:hAnsi="Times New Roman" w:cs="Times New Roman"/>
+          <w:kern w:val="0"/>
+          <w:sz w:val="24"/>
+          <w:szCs w:val="24"/>
+          <w:lang w:eastAsia="en-IN"/>
+          <w14:ligatures w14:val="none"/>
+        </w:rPr>
+        <w:t xml:space="preserve"> E-commerce storefronts lag behind at </w:t>
+      </w:r>
+      <w:r>
+        <w:rPr>
+          <w:rFonts w:ascii="Times New Roman" w:eastAsia="Times New Roman" w:hAnsi="Times New Roman" w:cs="Times New Roman"/>
+          <w:b/>
+          <w:bCs/>
+          <w:kern w:val="0"/>
+          <w:sz w:val="24"/>
+          <w:szCs w:val="24"/>
+          <w:lang w:eastAsia="en-IN"/>
+          <w14:ligatures w14:val="none"/>
+        </w:rPr>
+        <w:t>INR 17.65M</w:t>
+      </w:r>
+      <w:r>
+        <w:rPr>
+          <w:rFonts w:ascii="Times New Roman" w:eastAsia="Times New Roman" w:hAnsi="Times New Roman" w:cs="Times New Roman"/>
+          <w:kern w:val="0"/>
+          <w:sz w:val="24"/>
+          <w:szCs w:val="24"/>
+          <w:lang w:eastAsia="en-IN"/>
+          <w14:ligatures w14:val="none"/>
+        </w:rPr>
+        <w:t xml:space="preserve"> (30.1%), representing an immediate channel target for digital brand optimization.</w:t>
+      </w:r>
+    </w:p>
+    <w:p>
+      <w:pPr>
+        <w:spacing w:before="100" w:beforeAutospacing="1" w:after="100" w:afterAutospacing="1" w:line="240" w:lineRule="auto"/>
+        <w:outlineLvl w:val="1"/>
+        <w:rPr>
+          <w:rFonts w:ascii="Times New Roman" w:eastAsia="Times New Roman" w:hAnsi="Times New Roman" w:cs="Times New Roman"/>
+          <w:b/>
+          <w:bCs/>
+          <w:kern w:val="0"/>
+          <w:sz w:val="30"/>
+          <w:szCs w:val="30"/>
+          <w:lang w:eastAsia="en-IN"/>
+          <w14:ligatures w14:val="none"/>
+        </w:rPr>
+      </w:pPr>
+      <w:r>
+        <w:rPr>
+          <w:rFonts w:ascii="Times New Roman" w:eastAsia="Times New Roman" w:hAnsi="Times New Roman" w:cs="Times New Roman"/>
+          <w:b/>
+          <w:bCs/>
+          <w:kern w:val="0"/>
+          <w:sz w:val="30"/>
+          <w:szCs w:val="30"/>
+          <w:lang w:eastAsia="en-IN"/>
+          <w14:ligatures w14:val="none"/>
+        </w:rPr>
+        <w:t>Regional Demand Analysis</w:t>
+      </w:r>
+    </w:p>
+    <w:p>
+      <w:pPr>
+        <w:numPr>
+          <w:ilvl w:val="0"/>
+          <w:numId w:val="13"/>
+        </w:numPr>
+        <w:spacing w:before="100" w:beforeAutospacing="1" w:after="100" w:afterAutospacing="1" w:line="240" w:lineRule="auto"/>
+        <w:rPr>
+          <w:rFonts w:ascii="Times New Roman" w:eastAsia="Times New Roman" w:hAnsi="Times New Roman" w:cs="Times New Roman"/>
+          <w:kern w:val="0"/>
+          <w:sz w:val="24"/>
+          <w:szCs w:val="24"/>
+          <w:lang w:eastAsia="en-IN"/>
+          <w14:ligatures w14:val="none"/>
+        </w:rPr>
+      </w:pPr>
+      <w:r>
+        <w:rPr>
+          <w:rFonts w:ascii="Times New Roman" w:eastAsia="Times New Roman" w:hAnsi="Times New Roman" w:cs="Times New Roman"/>
+          <w:b/>
+          <w:bCs/>
+          <w:kern w:val="0"/>
+          <w:sz w:val="24"/>
+          <w:szCs w:val="24"/>
+          <w:lang w:eastAsia="en-IN"/>
+          <w14:ligatures w14:val="none"/>
+        </w:rPr>
+        <w:t>Primary Consumer Hubs:</w:t>
+      </w:r>
+      <w:r>
+        <w:rPr>
+          <w:rFonts w:ascii="Times New Roman" w:eastAsia="Times New Roman" w:hAnsi="Times New Roman" w:cs="Times New Roman"/>
+          <w:kern w:val="0"/>
+          <w:sz w:val="24"/>
+          <w:szCs w:val="24"/>
+          <w:lang w:eastAsia="en-IN"/>
+          <w14:ligatures w14:val="none"/>
+        </w:rPr>
+        <w:t xml:space="preserve"> Market demand peaks sharply inside </w:t>
+      </w:r>
+      <w:r>
+        <w:rPr>
+          <w:rFonts w:ascii="Times New Roman" w:eastAsia="Times New Roman" w:hAnsi="Times New Roman" w:cs="Times New Roman"/>
+          <w:b/>
+          <w:bCs/>
+          <w:kern w:val="0"/>
+          <w:sz w:val="24"/>
+          <w:szCs w:val="24"/>
+          <w:lang w:eastAsia="en-IN"/>
+          <w14:ligatures w14:val="none"/>
+        </w:rPr>
+        <w:t>Chandigarh (INR 6.33M)</w:t>
+      </w:r>
+      <w:r>
+        <w:rPr>
+          <w:rFonts w:ascii="Times New Roman" w:eastAsia="Times New Roman" w:hAnsi="Times New Roman" w:cs="Times New Roman"/>
+          <w:kern w:val="0"/>
+          <w:sz w:val="24"/>
+          <w:szCs w:val="24"/>
+          <w:lang w:eastAsia="en-IN"/>
+          <w14:ligatures w14:val="none"/>
+        </w:rPr>
+        <w:t xml:space="preserve"> and </w:t>
+      </w:r>
+      <w:r>
+        <w:rPr>
+          <w:rFonts w:ascii="Times New Roman" w:eastAsia="Times New Roman" w:hAnsi="Times New Roman" w:cs="Times New Roman"/>
+          <w:b/>
+          <w:bCs/>
+          <w:kern w:val="0"/>
+          <w:sz w:val="24"/>
+          <w:szCs w:val="24"/>
+          <w:lang w:eastAsia="en-IN"/>
+          <w14:ligatures w14:val="none"/>
+        </w:rPr>
+        <w:t>Delhi (INR 6.32M)</w:t>
+      </w:r>
+      <w:r>
+        <w:rPr>
+          <w:rFonts w:ascii="Times New Roman" w:eastAsia="Times New Roman" w:hAnsi="Times New Roman" w:cs="Times New Roman"/>
+          <w:kern w:val="0"/>
+          <w:sz w:val="24"/>
+          <w:szCs w:val="24"/>
+          <w:lang w:eastAsia="en-IN"/>
+          <w14:ligatures w14:val="none"/>
+        </w:rPr>
+        <w:t>, establishing them as our highest-value target zones.</w:t>
+      </w:r>
+    </w:p>
+    <w:p>
+      <w:pPr>
+        <w:numPr>
+          <w:ilvl w:val="0"/>
+          <w:numId w:val="13"/>
+        </w:numPr>
+        <w:spacing w:before="100" w:beforeAutospacing="1" w:after="100" w:afterAutospacing="1" w:line="240" w:lineRule="auto"/>
+        <w:rPr>
+          <w:rFonts w:ascii="Times New Roman" w:eastAsia="Times New Roman" w:hAnsi="Times New Roman" w:cs="Times New Roman"/>
+          <w:kern w:val="0"/>
+          <w:sz w:val="24"/>
+          <w:szCs w:val="24"/>
+          <w:lang w:eastAsia="en-IN"/>
+          <w14:ligatures w14:val="none"/>
+        </w:rPr>
+      </w:pPr>
+      <w:r>
+        <w:rPr>
+          <w:rFonts w:ascii="Times New Roman" w:eastAsia="Times New Roman" w:hAnsi="Times New Roman" w:cs="Times New Roman"/>
+          <w:b/>
+          <w:bCs/>
+          <w:kern w:val="0"/>
+          <w:sz w:val="24"/>
+          <w:szCs w:val="24"/>
+          <w:lang w:eastAsia="en-IN"/>
+          <w14:ligatures w14:val="none"/>
+        </w:rPr>
+        <w:t>Tier 2 Anchors:</w:t>
+      </w:r>
+      <w:r>
+        <w:rPr>
+          <w:rFonts w:ascii="Times New Roman" w:eastAsia="Times New Roman" w:hAnsi="Times New Roman" w:cs="Times New Roman"/>
+          <w:kern w:val="0"/>
+          <w:sz w:val="24"/>
+          <w:szCs w:val="24"/>
+          <w:lang w:eastAsia="en-IN"/>
+          <w14:ligatures w14:val="none"/>
+        </w:rPr>
+        <w:t xml:space="preserve"> </w:t>
+      </w:r>
+      <w:r>
+        <w:rPr>
+          <w:rFonts w:ascii="Times New Roman" w:eastAsia="Times New Roman" w:hAnsi="Times New Roman" w:cs="Times New Roman"/>
+          <w:b/>
+          <w:bCs/>
+          <w:kern w:val="0"/>
+          <w:sz w:val="24"/>
+          <w:szCs w:val="24"/>
+          <w:lang w:eastAsia="en-IN"/>
+          <w14:ligatures w14:val="none"/>
+        </w:rPr>
+        <w:t>Bihar (INR 4.50M)</w:t>
+      </w:r>
+      <w:r>
+        <w:rPr>
+          <w:rFonts w:ascii="Times New Roman" w:eastAsia="Times New Roman" w:hAnsi="Times New Roman" w:cs="Times New Roman"/>
+          <w:kern w:val="0"/>
+          <w:sz w:val="24"/>
+          <w:szCs w:val="24"/>
+          <w:lang w:eastAsia="en-IN"/>
+          <w14:ligatures w14:val="none"/>
+        </w:rPr>
+        <w:t xml:space="preserve"> serves as a strong secondary performance leader, while </w:t>
+      </w:r>
+      <w:r>
+        <w:rPr>
+          <w:rFonts w:ascii="Times New Roman" w:eastAsia="Times New Roman" w:hAnsi="Times New Roman" w:cs="Times New Roman"/>
+          <w:b/>
+          <w:bCs/>
+          <w:kern w:val="0"/>
+          <w:sz w:val="24"/>
+          <w:szCs w:val="24"/>
+          <w:lang w:eastAsia="en-IN"/>
+          <w14:ligatures w14:val="none"/>
+        </w:rPr>
+        <w:t>Kerala (INR 3.91M)</w:t>
+      </w:r>
+      <w:r>
+        <w:rPr>
+          <w:rFonts w:ascii="Times New Roman" w:eastAsia="Times New Roman" w:hAnsi="Times New Roman" w:cs="Times New Roman"/>
+          <w:kern w:val="0"/>
+          <w:sz w:val="24"/>
+          <w:szCs w:val="24"/>
+          <w:lang w:eastAsia="en-IN"/>
+          <w14:ligatures w14:val="none"/>
+        </w:rPr>
+        <w:t xml:space="preserve"> and </w:t>
+      </w:r>
+      <w:r>
+        <w:rPr>
+          <w:rFonts w:ascii="Times New Roman" w:eastAsia="Times New Roman" w:hAnsi="Times New Roman" w:cs="Times New Roman"/>
+          <w:b/>
+          <w:bCs/>
+          <w:kern w:val="0"/>
+          <w:sz w:val="24"/>
+          <w:szCs w:val="24"/>
+          <w:lang w:eastAsia="en-IN"/>
+          <w14:ligatures w14:val="none"/>
+        </w:rPr>
+        <w:t>West Bengal (INR 3.67M)</w:t>
+      </w:r>
+      <w:r>
+        <w:rPr>
+          <w:rFonts w:ascii="Times New Roman" w:eastAsia="Times New Roman" w:hAnsi="Times New Roman" w:cs="Times New Roman"/>
+          <w:kern w:val="0"/>
+          <w:sz w:val="24"/>
+          <w:szCs w:val="24"/>
+          <w:lang w:eastAsia="en-IN"/>
+          <w14:ligatures w14:val="none"/>
+        </w:rPr>
+        <w:t xml:space="preserve"> anchor key regional logistics runs.</w:t>
+      </w:r>
+    </w:p>
+    <w:p>
+      <w:pPr>
+        <w:numPr>
+          <w:ilvl w:val="0"/>
+          <w:numId w:val="13"/>
+        </w:numPr>
+        <w:spacing w:before="100" w:beforeAutospacing="1" w:after="100" w:afterAutospacing="1" w:line="240" w:lineRule="auto"/>
+        <w:rPr>
+          <w:rFonts w:ascii="Times New Roman" w:eastAsia="Times New Roman" w:hAnsi="Times New Roman" w:cs="Times New Roman"/>
+          <w:kern w:val="0"/>
+          <w:sz w:val="24"/>
+          <w:szCs w:val="24"/>
+          <w:lang w:eastAsia="en-IN"/>
+          <w14:ligatures w14:val="none"/>
+        </w:rPr>
+      </w:pPr>
+      <w:r>
+        <w:rPr>
+          <w:rFonts w:ascii="Times New Roman" w:eastAsia="Times New Roman" w:hAnsi="Times New Roman" w:cs="Times New Roman"/>
+          <w:b/>
+          <w:bCs/>
+          <w:kern w:val="0"/>
+          <w:sz w:val="24"/>
+          <w:szCs w:val="24"/>
+          <w:lang w:eastAsia="en-IN"/>
+          <w14:ligatures w14:val="none"/>
+        </w:rPr>
+        <w:t>Real Deficit Zones:</w:t>
+      </w:r>
+      <w:r>
+        <w:rPr>
+          <w:rFonts w:ascii="Times New Roman" w:eastAsia="Times New Roman" w:hAnsi="Times New Roman" w:cs="Times New Roman"/>
+          <w:kern w:val="0"/>
+          <w:sz w:val="24"/>
+          <w:szCs w:val="24"/>
+          <w:lang w:eastAsia="en-IN"/>
+          <w14:ligatures w14:val="none"/>
+        </w:rPr>
+        <w:t xml:space="preserve"> </w:t>
+      </w:r>
+      <w:r>
+        <w:rPr>
+          <w:rFonts w:ascii="Times New Roman" w:eastAsia="Times New Roman" w:hAnsi="Times New Roman" w:cs="Times New Roman"/>
+          <w:b/>
+          <w:bCs/>
+          <w:kern w:val="0"/>
+          <w:sz w:val="24"/>
+          <w:szCs w:val="24"/>
+          <w:lang w:eastAsia="en-IN"/>
+          <w14:ligatures w14:val="none"/>
+        </w:rPr>
+        <w:t>Haryana (INR 2.91M)</w:t>
+      </w:r>
+      <w:r>
+        <w:rPr>
+          <w:rFonts w:ascii="Times New Roman" w:eastAsia="Times New Roman" w:hAnsi="Times New Roman" w:cs="Times New Roman"/>
+          <w:kern w:val="0"/>
+          <w:sz w:val="24"/>
+          <w:szCs w:val="24"/>
+          <w:lang w:eastAsia="en-IN"/>
+          <w14:ligatures w14:val="none"/>
+        </w:rPr>
+        <w:t xml:space="preserve"> and </w:t>
+      </w:r>
+      <w:r>
+        <w:rPr>
+          <w:rFonts w:ascii="Times New Roman" w:eastAsia="Times New Roman" w:hAnsi="Times New Roman" w:cs="Times New Roman"/>
+          <w:b/>
+          <w:bCs/>
+          <w:kern w:val="0"/>
+          <w:sz w:val="24"/>
+          <w:szCs w:val="24"/>
+          <w:lang w:eastAsia="en-IN"/>
+          <w14:ligatures w14:val="none"/>
+        </w:rPr>
+        <w:t>Rajasthan (INR 3.11M)</w:t>
+      </w:r>
+      <w:r>
+        <w:rPr>
+          <w:rFonts w:ascii="Times New Roman" w:eastAsia="Times New Roman" w:hAnsi="Times New Roman" w:cs="Times New Roman"/>
+          <w:kern w:val="0"/>
+          <w:sz w:val="24"/>
+          <w:szCs w:val="24"/>
+          <w:lang w:eastAsia="en-IN"/>
+          <w14:ligatures w14:val="none"/>
+        </w:rPr>
+        <w:t xml:space="preserve"> represent our absolute lowest-yielding markets, requiring a strategic review of our localized field positioning.</w:t>
+      </w:r>
+    </w:p>
+    <w:p>
+      <w:pPr>
+        <w:spacing w:before="100" w:beforeAutospacing="1" w:after="100" w:afterAutospacing="1" w:line="240" w:lineRule="auto"/>
+        <w:outlineLvl w:val="1"/>
+        <w:rPr>
+          <w:rFonts w:ascii="Times New Roman" w:eastAsia="Times New Roman" w:hAnsi="Times New Roman" w:cs="Times New Roman"/>
+          <w:b/>
+          <w:bCs/>
+          <w:kern w:val="0"/>
+          <w:sz w:val="30"/>
+          <w:szCs w:val="30"/>
+          <w:lang w:eastAsia="en-IN"/>
+          <w14:ligatures w14:val="none"/>
+        </w:rPr>
+      </w:pPr>
+      <w:r>
+        <w:rPr>
+          <w:rFonts w:ascii="Times New Roman" w:eastAsia="Times New Roman" w:hAnsi="Times New Roman" w:cs="Times New Roman"/>
+          <w:b/>
+          <w:bCs/>
+          <w:kern w:val="0"/>
+          <w:sz w:val="30"/>
+          <w:szCs w:val="30"/>
+          <w:lang w:eastAsia="en-IN"/>
+          <w14:ligatures w14:val="none"/>
+        </w:rPr>
+        <w:t>Product Shelf-Life Averages</w:t>
+      </w:r>
+    </w:p>
+    <w:p>
+      <w:pPr>
+        <w:numPr>
+          <w:ilvl w:val="0"/>
+          <w:numId w:val="14"/>
+        </w:numPr>
+        <w:spacing w:before="100" w:beforeAutospacing="1" w:after="100" w:afterAutospacing="1" w:line="240" w:lineRule="auto"/>
+        <w:rPr>
+          <w:rFonts w:ascii="Times New Roman" w:eastAsia="Times New Roman" w:hAnsi="Times New Roman" w:cs="Times New Roman"/>
+          <w:kern w:val="0"/>
+          <w:sz w:val="24"/>
+          <w:szCs w:val="24"/>
+          <w:lang w:eastAsia="en-IN"/>
+          <w14:ligatures w14:val="none"/>
+        </w:rPr>
+      </w:pPr>
+      <w:r>
+        <w:rPr>
+          <w:rFonts w:ascii="Times New Roman" w:eastAsia="Times New Roman" w:hAnsi="Times New Roman" w:cs="Times New Roman"/>
+          <w:b/>
+          <w:bCs/>
+          <w:kern w:val="0"/>
+          <w:sz w:val="24"/>
+          <w:szCs w:val="24"/>
+          <w:lang w:eastAsia="en-IN"/>
+          <w14:ligatures w14:val="none"/>
+        </w:rPr>
+        <w:t>Ambient Category (Ghee):</w:t>
+      </w:r>
+      <w:r>
+        <w:rPr>
+          <w:rFonts w:ascii="Times New Roman" w:eastAsia="Times New Roman" w:hAnsi="Times New Roman" w:cs="Times New Roman"/>
+          <w:kern w:val="0"/>
+          <w:sz w:val="24"/>
+          <w:szCs w:val="24"/>
+          <w:lang w:eastAsia="en-IN"/>
+          <w14:ligatures w14:val="none"/>
+        </w:rPr>
+        <w:t xml:space="preserve"> Holds the longest storage buffer window, averaging a highly resilient </w:t>
+      </w:r>
+      <w:r>
+        <w:rPr>
+          <w:rFonts w:ascii="Times New Roman" w:eastAsia="Times New Roman" w:hAnsi="Times New Roman" w:cs="Times New Roman"/>
+          <w:b/>
+          <w:bCs/>
+          <w:kern w:val="0"/>
+          <w:sz w:val="24"/>
+          <w:szCs w:val="24"/>
+          <w:lang w:eastAsia="en-IN"/>
+          <w14:ligatures w14:val="none"/>
+        </w:rPr>
+        <w:t>115.2 days</w:t>
+      </w:r>
+      <w:r>
+        <w:rPr>
+          <w:rFonts w:ascii="Times New Roman" w:eastAsia="Times New Roman" w:hAnsi="Times New Roman" w:cs="Times New Roman"/>
+          <w:kern w:val="0"/>
+          <w:sz w:val="24"/>
+          <w:szCs w:val="24"/>
+          <w:lang w:eastAsia="en-IN"/>
+          <w14:ligatures w14:val="none"/>
+        </w:rPr>
+        <w:t xml:space="preserve"> under ambient conditions.</w:t>
+      </w:r>
+    </w:p>
+    <w:p>
+      <w:pPr>
+        <w:numPr>
+          <w:ilvl w:val="0"/>
+          <w:numId w:val="14"/>
+        </w:numPr>
+        <w:spacing w:before="100" w:beforeAutospacing="1" w:after="100" w:afterAutospacing="1" w:line="240" w:lineRule="auto"/>
+        <w:rPr>
+          <w:rFonts w:ascii="Times New Roman" w:eastAsia="Times New Roman" w:hAnsi="Times New Roman" w:cs="Times New Roman"/>
+          <w:kern w:val="0"/>
+          <w:sz w:val="24"/>
+          <w:szCs w:val="24"/>
+          <w:lang w:eastAsia="en-IN"/>
+          <w14:ligatures w14:val="none"/>
+        </w:rPr>
+      </w:pPr>
+      <w:r>
+        <w:rPr>
+          <w:rFonts w:ascii="Times New Roman" w:eastAsia="Times New Roman" w:hAnsi="Times New Roman" w:cs="Times New Roman"/>
+          <w:b/>
+          <w:bCs/>
+          <w:kern w:val="0"/>
+          <w:sz w:val="24"/>
+          <w:szCs w:val="24"/>
+          <w:lang w:eastAsia="en-IN"/>
+          <w14:ligatures w14:val="none"/>
+        </w:rPr>
+        <w:t>Mid-Tier Controls (Cheese/Butter):</w:t>
+      </w:r>
+      <w:r>
+        <w:rPr>
+          <w:rFonts w:ascii="Times New Roman" w:eastAsia="Times New Roman" w:hAnsi="Times New Roman" w:cs="Times New Roman"/>
+          <w:kern w:val="0"/>
+          <w:sz w:val="24"/>
+          <w:szCs w:val="24"/>
+          <w:lang w:eastAsia="en-IN"/>
+          <w14:ligatures w14:val="none"/>
+        </w:rPr>
+        <w:t xml:space="preserve"> Maintain medium-range velocity buffers, with Cheese averaging </w:t>
+      </w:r>
+      <w:r>
+        <w:rPr>
+          <w:rFonts w:ascii="Times New Roman" w:eastAsia="Times New Roman" w:hAnsi="Times New Roman" w:cs="Times New Roman"/>
+          <w:b/>
+          <w:bCs/>
+          <w:kern w:val="0"/>
+          <w:sz w:val="24"/>
+          <w:szCs w:val="24"/>
+          <w:lang w:eastAsia="en-IN"/>
+          <w14:ligatures w14:val="none"/>
+        </w:rPr>
+        <w:t>62.1 days</w:t>
+      </w:r>
+      <w:r>
+        <w:rPr>
+          <w:rFonts w:ascii="Times New Roman" w:eastAsia="Times New Roman" w:hAnsi="Times New Roman" w:cs="Times New Roman"/>
+          <w:kern w:val="0"/>
+          <w:sz w:val="24"/>
+          <w:szCs w:val="24"/>
+          <w:lang w:eastAsia="en-IN"/>
+          <w14:ligatures w14:val="none"/>
+        </w:rPr>
+        <w:t xml:space="preserve"> and Butter tracking at </w:t>
+      </w:r>
+      <w:r>
+        <w:rPr>
+          <w:rFonts w:ascii="Times New Roman" w:eastAsia="Times New Roman" w:hAnsi="Times New Roman" w:cs="Times New Roman"/>
+          <w:b/>
+          <w:bCs/>
+          <w:kern w:val="0"/>
+          <w:sz w:val="24"/>
+          <w:szCs w:val="24"/>
+          <w:lang w:eastAsia="en-IN"/>
+          <w14:ligatures w14:val="none"/>
+        </w:rPr>
+        <w:t>31.3 days</w:t>
+      </w:r>
+      <w:r>
+        <w:rPr>
+          <w:rFonts w:ascii="Times New Roman" w:eastAsia="Times New Roman" w:hAnsi="Times New Roman" w:cs="Times New Roman"/>
+          <w:kern w:val="0"/>
+          <w:sz w:val="24"/>
+          <w:szCs w:val="24"/>
+          <w:lang w:eastAsia="en-IN"/>
+          <w14:ligatures w14:val="none"/>
+        </w:rPr>
+        <w:t>.</w:t>
+      </w:r>
+    </w:p>
+    <w:p>
+      <w:pPr>
+        <w:numPr>
+          <w:ilvl w:val="0"/>
+          <w:numId w:val="14"/>
+        </w:numPr>
+        <w:spacing w:before="100" w:beforeAutospacing="1" w:after="100" w:afterAutospacing="1" w:line="240" w:lineRule="auto"/>
+        <w:rPr>
+          <w:rFonts w:ascii="Times New Roman" w:eastAsia="Times New Roman" w:hAnsi="Times New Roman" w:cs="Times New Roman"/>
+          <w:kern w:val="0"/>
+          <w:sz w:val="24"/>
+          <w:szCs w:val="24"/>
+          <w:lang w:eastAsia="en-IN"/>
+          <w14:ligatures w14:val="none"/>
+        </w:rPr>
+      </w:pPr>
+      <w:r>
+        <w:rPr>
+          <w:rFonts w:ascii="Times New Roman" w:eastAsia="Times New Roman" w:hAnsi="Times New Roman" w:cs="Times New Roman"/>
+          <w:b/>
+          <w:bCs/>
+          <w:kern w:val="0"/>
+          <w:sz w:val="24"/>
+          <w:szCs w:val="24"/>
+          <w:lang w:eastAsia="en-IN"/>
+          <w14:ligatures w14:val="none"/>
+        </w:rPr>
+        <w:t>Ultra-Short Fresh Runs (Curd/Buttermilk):</w:t>
+      </w:r>
+      <w:r>
+        <w:rPr>
+          <w:rFonts w:ascii="Times New Roman" w:eastAsia="Times New Roman" w:hAnsi="Times New Roman" w:cs="Times New Roman"/>
+          <w:kern w:val="0"/>
+          <w:sz w:val="24"/>
+          <w:szCs w:val="24"/>
+          <w:lang w:eastAsia="en-IN"/>
+          <w14:ligatures w14:val="none"/>
+        </w:rPr>
+        <w:t xml:space="preserve"> Represent our highest perishability risk profiles, with Buttermilk averaging only </w:t>
+      </w:r>
+      <w:r>
+        <w:rPr>
+          <w:rFonts w:ascii="Times New Roman" w:eastAsia="Times New Roman" w:hAnsi="Times New Roman" w:cs="Times New Roman"/>
+          <w:b/>
+          <w:bCs/>
+          <w:kern w:val="0"/>
+          <w:sz w:val="24"/>
+          <w:szCs w:val="24"/>
+          <w:lang w:eastAsia="en-IN"/>
+          <w14:ligatures w14:val="none"/>
+        </w:rPr>
+        <w:t>10.2 days</w:t>
+      </w:r>
+      <w:r>
+        <w:rPr>
+          <w:rFonts w:ascii="Times New Roman" w:eastAsia="Times New Roman" w:hAnsi="Times New Roman" w:cs="Times New Roman"/>
+          <w:kern w:val="0"/>
+          <w:sz w:val="24"/>
+          <w:szCs w:val="24"/>
+          <w:lang w:eastAsia="en-IN"/>
+          <w14:ligatures w14:val="none"/>
+        </w:rPr>
+        <w:t xml:space="preserve"> and Curd tracking at an extreme floor window of </w:t>
+      </w:r>
+      <w:r>
+        <w:rPr>
+          <w:rFonts w:ascii="Times New Roman" w:eastAsia="Times New Roman" w:hAnsi="Times New Roman" w:cs="Times New Roman"/>
+          <w:b/>
+          <w:bCs/>
+          <w:kern w:val="0"/>
+          <w:sz w:val="24"/>
+          <w:szCs w:val="24"/>
+          <w:lang w:eastAsia="en-IN"/>
+          <w14:ligatures w14:val="none"/>
+        </w:rPr>
+        <w:t>5.9 days</w:t>
+      </w:r>
+      <w:r>
+        <w:rPr>
+          <w:rFonts w:ascii="Times New Roman" w:eastAsia="Times New Roman" w:hAnsi="Times New Roman" w:cs="Times New Roman"/>
+          <w:kern w:val="0"/>
+          <w:sz w:val="24"/>
+          <w:szCs w:val="24"/>
+          <w:lang w:eastAsia="en-IN"/>
+          <w14:ligatures w14:val="none"/>
+        </w:rPr>
+        <w:t>.</w:t>
+      </w:r>
+    </w:p>
+    <w:p>
+      <w:pPr>
+        <w:spacing w:before="100" w:beforeAutospacing="1" w:after="100" w:afterAutospacing="1" w:line="240" w:lineRule="auto"/>
+        <w:outlineLvl w:val="1"/>
+        <w:rPr>
+          <w:rFonts w:ascii="Times New Roman" w:eastAsia="Times New Roman" w:hAnsi="Times New Roman" w:cs="Times New Roman"/>
+          <w:b/>
+          <w:bCs/>
+          <w:kern w:val="0"/>
+          <w:sz w:val="30"/>
+          <w:szCs w:val="30"/>
+          <w:lang w:eastAsia="en-IN"/>
+          <w14:ligatures w14:val="none"/>
+        </w:rPr>
+      </w:pPr>
+      <w:r>
+        <w:rPr>
+          <w:rFonts w:ascii="Times New Roman" w:eastAsia="Times New Roman" w:hAnsi="Times New Roman" w:cs="Times New Roman"/>
+          <w:b/>
+          <w:bCs/>
+          <w:kern w:val="0"/>
+          <w:sz w:val="30"/>
+          <w:szCs w:val="30"/>
+          <w:lang w:eastAsia="en-IN"/>
+          <w14:ligatures w14:val="none"/>
+        </w:rPr>
+        <w:t>Seasonal Velocity Trends</w:t>
+      </w:r>
+    </w:p>
+    <w:p>
+      <w:pPr>
+        <w:numPr>
+          <w:ilvl w:val="0"/>
+          <w:numId w:val="15"/>
+        </w:numPr>
+        <w:spacing w:before="100" w:beforeAutospacing="1" w:after="100" w:afterAutospacing="1" w:line="240" w:lineRule="auto"/>
+        <w:rPr>
+          <w:rFonts w:ascii="Times New Roman" w:eastAsia="Times New Roman" w:hAnsi="Times New Roman" w:cs="Times New Roman"/>
+          <w:kern w:val="0"/>
+          <w:sz w:val="24"/>
+          <w:szCs w:val="24"/>
+          <w:lang w:eastAsia="en-IN"/>
+          <w14:ligatures w14:val="none"/>
+        </w:rPr>
+      </w:pPr>
+      <w:r>
+        <w:rPr>
+          <w:rFonts w:ascii="Times New Roman" w:eastAsia="Times New Roman" w:hAnsi="Times New Roman" w:cs="Times New Roman"/>
+          <w:b/>
+          <w:bCs/>
+          <w:kern w:val="0"/>
+          <w:sz w:val="24"/>
+          <w:szCs w:val="24"/>
+          <w:lang w:eastAsia="en-IN"/>
+          <w14:ligatures w14:val="none"/>
+        </w:rPr>
+        <w:t>Peak Demand Windows:</w:t>
+      </w:r>
+      <w:r>
+        <w:rPr>
+          <w:rFonts w:ascii="Times New Roman" w:eastAsia="Times New Roman" w:hAnsi="Times New Roman" w:cs="Times New Roman"/>
+          <w:kern w:val="0"/>
+          <w:sz w:val="24"/>
+          <w:szCs w:val="24"/>
+          <w:lang w:eastAsia="en-IN"/>
+          <w14:ligatures w14:val="none"/>
+        </w:rPr>
+        <w:t xml:space="preserve"> Revenue points hit their maximum velocity node in </w:t>
+      </w:r>
+      <w:r>
+        <w:rPr>
+          <w:rFonts w:ascii="Times New Roman" w:eastAsia="Times New Roman" w:hAnsi="Times New Roman" w:cs="Times New Roman"/>
+          <w:b/>
+          <w:bCs/>
+          <w:kern w:val="0"/>
+          <w:sz w:val="24"/>
+          <w:szCs w:val="24"/>
+          <w:lang w:eastAsia="en-IN"/>
+          <w14:ligatures w14:val="none"/>
+        </w:rPr>
+        <w:t>January (INR 5.91M)</w:t>
+      </w:r>
+      <w:r>
+        <w:rPr>
+          <w:rFonts w:ascii="Times New Roman" w:eastAsia="Times New Roman" w:hAnsi="Times New Roman" w:cs="Times New Roman"/>
+          <w:kern w:val="0"/>
+          <w:sz w:val="24"/>
+          <w:szCs w:val="24"/>
+          <w:lang w:eastAsia="en-IN"/>
+          <w14:ligatures w14:val="none"/>
+        </w:rPr>
+        <w:t xml:space="preserve">, followed by steady bulk surges in </w:t>
+      </w:r>
+      <w:r>
+        <w:rPr>
+          <w:rFonts w:ascii="Times New Roman" w:eastAsia="Times New Roman" w:hAnsi="Times New Roman" w:cs="Times New Roman"/>
+          <w:b/>
+          <w:bCs/>
+          <w:kern w:val="0"/>
+          <w:sz w:val="24"/>
+          <w:szCs w:val="24"/>
+          <w:lang w:eastAsia="en-IN"/>
+          <w14:ligatures w14:val="none"/>
+        </w:rPr>
+        <w:t>September (INR 5.38M)</w:t>
+      </w:r>
+      <w:r>
+        <w:rPr>
+          <w:rFonts w:ascii="Times New Roman" w:eastAsia="Times New Roman" w:hAnsi="Times New Roman" w:cs="Times New Roman"/>
+          <w:kern w:val="0"/>
+          <w:sz w:val="24"/>
+          <w:szCs w:val="24"/>
+          <w:lang w:eastAsia="en-IN"/>
+          <w14:ligatures w14:val="none"/>
+        </w:rPr>
+        <w:t xml:space="preserve"> and </w:t>
+      </w:r>
+      <w:r>
+        <w:rPr>
+          <w:rFonts w:ascii="Times New Roman" w:eastAsia="Times New Roman" w:hAnsi="Times New Roman" w:cs="Times New Roman"/>
+          <w:b/>
+          <w:bCs/>
+          <w:kern w:val="0"/>
+          <w:sz w:val="24"/>
+          <w:szCs w:val="24"/>
+          <w:lang w:eastAsia="en-IN"/>
+          <w14:ligatures w14:val="none"/>
+        </w:rPr>
+        <w:t>June (INR 5.34M)</w:t>
+      </w:r>
+      <w:r>
+        <w:rPr>
+          <w:rFonts w:ascii="Times New Roman" w:eastAsia="Times New Roman" w:hAnsi="Times New Roman" w:cs="Times New Roman"/>
+          <w:kern w:val="0"/>
+          <w:sz w:val="24"/>
+          <w:szCs w:val="24"/>
+          <w:lang w:eastAsia="en-IN"/>
+          <w14:ligatures w14:val="none"/>
+        </w:rPr>
+        <w:t>.</w:t>
+      </w:r>
+    </w:p>
+    <w:p>
+      <w:pPr>
+        <w:numPr>
+          <w:ilvl w:val="0"/>
+          <w:numId w:val="15"/>
+        </w:numPr>
+        <w:spacing w:before="100" w:beforeAutospacing="1" w:after="100" w:afterAutospacing="1" w:line="240" w:lineRule="auto"/>
+        <w:rPr>
+          <w:rFonts w:ascii="Times New Roman" w:eastAsia="Times New Roman" w:hAnsi="Times New Roman" w:cs="Times New Roman"/>
+          <w:kern w:val="0"/>
+          <w:sz w:val="24"/>
+          <w:szCs w:val="24"/>
+          <w:lang w:eastAsia="en-IN"/>
+          <w14:ligatures w14:val="none"/>
+        </w:rPr>
+      </w:pPr>
+      <w:r>
+        <w:rPr>
+          <w:rFonts w:ascii="Times New Roman" w:eastAsia="Times New Roman" w:hAnsi="Times New Roman" w:cs="Times New Roman"/>
+          <w:b/>
+          <w:bCs/>
+          <w:kern w:val="0"/>
+          <w:sz w:val="24"/>
+          <w:szCs w:val="24"/>
+          <w:lang w:eastAsia="en-IN"/>
+          <w14:ligatures w14:val="none"/>
+        </w:rPr>
+        <w:lastRenderedPageBreak/>
+        <w:t>Mid-Year Dips:</w:t>
+      </w:r>
+      <w:r>
+        <w:rPr>
+          <w:rFonts w:ascii="Times New Roman" w:eastAsia="Times New Roman" w:hAnsi="Times New Roman" w:cs="Times New Roman"/>
+          <w:kern w:val="0"/>
+          <w:sz w:val="24"/>
+          <w:szCs w:val="24"/>
+          <w:lang w:eastAsia="en-IN"/>
+          <w14:ligatures w14:val="none"/>
+        </w:rPr>
+        <w:t xml:space="preserve"> Commercial activity plateaus into a marginal monsoon dip through </w:t>
+      </w:r>
+      <w:r>
+        <w:rPr>
+          <w:rFonts w:ascii="Times New Roman" w:eastAsia="Times New Roman" w:hAnsi="Times New Roman" w:cs="Times New Roman"/>
+          <w:b/>
+          <w:bCs/>
+          <w:kern w:val="0"/>
+          <w:sz w:val="24"/>
+          <w:szCs w:val="24"/>
+          <w:lang w:eastAsia="en-IN"/>
+          <w14:ligatures w14:val="none"/>
+        </w:rPr>
+        <w:t>July (INR 4.48M)</w:t>
+      </w:r>
+      <w:r>
+        <w:rPr>
+          <w:rFonts w:ascii="Times New Roman" w:eastAsia="Times New Roman" w:hAnsi="Times New Roman" w:cs="Times New Roman"/>
+          <w:kern w:val="0"/>
+          <w:sz w:val="24"/>
+          <w:szCs w:val="24"/>
+          <w:lang w:eastAsia="en-IN"/>
+          <w14:ligatures w14:val="none"/>
+        </w:rPr>
+        <w:t xml:space="preserve"> and </w:t>
+      </w:r>
+      <w:r>
+        <w:rPr>
+          <w:rFonts w:ascii="Times New Roman" w:eastAsia="Times New Roman" w:hAnsi="Times New Roman" w:cs="Times New Roman"/>
+          <w:b/>
+          <w:bCs/>
+          <w:kern w:val="0"/>
+          <w:sz w:val="24"/>
+          <w:szCs w:val="24"/>
+          <w:lang w:eastAsia="en-IN"/>
+          <w14:ligatures w14:val="none"/>
+        </w:rPr>
+        <w:t>August (INR 4.64M)</w:t>
+      </w:r>
+      <w:r>
+        <w:rPr>
+          <w:rFonts w:ascii="Times New Roman" w:eastAsia="Times New Roman" w:hAnsi="Times New Roman" w:cs="Times New Roman"/>
+          <w:kern w:val="0"/>
+          <w:sz w:val="24"/>
+          <w:szCs w:val="24"/>
+          <w:lang w:eastAsia="en-IN"/>
+          <w14:ligatures w14:val="none"/>
+        </w:rPr>
+        <w:t>.</w:t>
+      </w:r>
+    </w:p>
+    <w:p>
+      <w:pPr>
+        <w:numPr>
+          <w:ilvl w:val="0"/>
+          <w:numId w:val="15"/>
+        </w:numPr>
+        <w:spacing w:before="100" w:beforeAutospacing="1" w:after="100" w:afterAutospacing="1" w:line="240" w:lineRule="auto"/>
+        <w:rPr>
+          <w:rFonts w:ascii="Times New Roman" w:eastAsia="Times New Roman" w:hAnsi="Times New Roman" w:cs="Times New Roman"/>
+          <w:kern w:val="0"/>
+          <w:sz w:val="24"/>
+          <w:szCs w:val="24"/>
+          <w:lang w:eastAsia="en-IN"/>
+          <w14:ligatures w14:val="none"/>
+        </w:rPr>
+      </w:pPr>
+      <w:r>
+        <w:rPr>
+          <w:rFonts w:ascii="Times New Roman" w:eastAsia="Times New Roman" w:hAnsi="Times New Roman" w:cs="Times New Roman"/>
+          <w:b/>
+          <w:bCs/>
+          <w:kern w:val="0"/>
+          <w:sz w:val="24"/>
+          <w:szCs w:val="24"/>
+          <w:lang w:eastAsia="en-IN"/>
+          <w14:ligatures w14:val="none"/>
+        </w:rPr>
+        <w:t>Absolute Floor Node:</w:t>
+      </w:r>
+      <w:r>
+        <w:rPr>
+          <w:rFonts w:ascii="Times New Roman" w:eastAsia="Times New Roman" w:hAnsi="Times New Roman" w:cs="Times New Roman"/>
+          <w:kern w:val="0"/>
+          <w:sz w:val="24"/>
+          <w:szCs w:val="24"/>
+          <w:lang w:eastAsia="en-IN"/>
+          <w14:ligatures w14:val="none"/>
+        </w:rPr>
+        <w:t xml:space="preserve"> Bottom-line flow drops to its absolute seasonal baseline during </w:t>
+      </w:r>
+      <w:r>
+        <w:rPr>
+          <w:rFonts w:ascii="Times New Roman" w:eastAsia="Times New Roman" w:hAnsi="Times New Roman" w:cs="Times New Roman"/>
+          <w:b/>
+          <w:bCs/>
+          <w:kern w:val="0"/>
+          <w:sz w:val="24"/>
+          <w:szCs w:val="24"/>
+          <w:lang w:eastAsia="en-IN"/>
+          <w14:ligatures w14:val="none"/>
+        </w:rPr>
+        <w:t>April (INR 4.28M)</w:t>
+      </w:r>
+      <w:r>
+        <w:rPr>
+          <w:rFonts w:ascii="Times New Roman" w:eastAsia="Times New Roman" w:hAnsi="Times New Roman" w:cs="Times New Roman"/>
+          <w:kern w:val="0"/>
+          <w:sz w:val="24"/>
+          <w:szCs w:val="24"/>
+          <w:lang w:eastAsia="en-IN"/>
+          <w14:ligatures w14:val="none"/>
+        </w:rPr>
+        <w:t>, serving as our lowest cash-flow cycle.</w:t>
+      </w:r>
+    </w:p>
+    <w:p>
+      <w:pPr>
+        <w:spacing w:before="100" w:beforeAutospacing="1" w:after="100" w:afterAutospacing="1" w:line="240" w:lineRule="auto"/>
+        <w:outlineLvl w:val="1"/>
+        <w:rPr>
+          <w:rFonts w:ascii="Times New Roman" w:eastAsia="Times New Roman" w:hAnsi="Times New Roman" w:cs="Times New Roman"/>
+          <w:b/>
+          <w:bCs/>
+          <w:kern w:val="0"/>
+          <w:sz w:val="30"/>
+          <w:szCs w:val="30"/>
+          <w:lang w:eastAsia="en-IN"/>
+          <w14:ligatures w14:val="none"/>
+        </w:rPr>
+      </w:pPr>
+      <w:r>
+        <w:rPr>
+          <w:rFonts w:ascii="Times New Roman" w:eastAsia="Times New Roman" w:hAnsi="Times New Roman" w:cs="Times New Roman"/>
+          <w:b/>
+          <w:bCs/>
+          <w:kern w:val="0"/>
+          <w:sz w:val="30"/>
+          <w:szCs w:val="30"/>
+          <w:lang w:eastAsia="en-IN"/>
+          <w14:ligatures w14:val="none"/>
+        </w:rPr>
+        <w:t>Core Data Audit &amp; Correction Orders</w:t>
+      </w:r>
+    </w:p>
+    <w:p>
+      <w:pPr>
+        <w:numPr>
+          <w:ilvl w:val="0"/>
+          <w:numId w:val="16"/>
+        </w:numPr>
+        <w:spacing w:before="100" w:beforeAutospacing="1" w:after="100" w:afterAutospacing="1" w:line="240" w:lineRule="auto"/>
+        <w:rPr>
+          <w:rFonts w:ascii="Times New Roman" w:eastAsia="Times New Roman" w:hAnsi="Times New Roman" w:cs="Times New Roman"/>
+          <w:kern w:val="0"/>
+          <w:sz w:val="24"/>
+          <w:szCs w:val="24"/>
+          <w:lang w:eastAsia="en-IN"/>
+          <w14:ligatures w14:val="none"/>
+        </w:rPr>
+      </w:pPr>
+      <w:r>
+        <w:rPr>
+          <w:rFonts w:ascii="Times New Roman" w:eastAsia="Times New Roman" w:hAnsi="Times New Roman" w:cs="Times New Roman"/>
+          <w:b/>
+          <w:bCs/>
+          <w:kern w:val="0"/>
+          <w:sz w:val="24"/>
+          <w:szCs w:val="24"/>
+          <w:lang w:eastAsia="en-IN"/>
+          <w14:ligatures w14:val="none"/>
+        </w:rPr>
+        <w:t>Shelf Life Calculation Fix:</w:t>
+      </w:r>
+      <w:r>
+        <w:rPr>
+          <w:rFonts w:ascii="Times New Roman" w:eastAsia="Times New Roman" w:hAnsi="Times New Roman" w:cs="Times New Roman"/>
+          <w:kern w:val="0"/>
+          <w:sz w:val="24"/>
+          <w:szCs w:val="24"/>
+          <w:lang w:eastAsia="en-IN"/>
+          <w14:ligatures w14:val="none"/>
+        </w:rPr>
+        <w:t xml:space="preserve"> The inventory chart was misconfigured as a cumulative </w:t>
+      </w:r>
+      <w:r>
+        <w:rPr>
+          <w:rFonts w:ascii="Times New Roman" w:eastAsia="Times New Roman" w:hAnsi="Times New Roman" w:cs="Times New Roman"/>
+          <w:b/>
+          <w:bCs/>
+          <w:kern w:val="0"/>
+          <w:sz w:val="24"/>
+          <w:szCs w:val="24"/>
+          <w:lang w:eastAsia="en-IN"/>
+          <w14:ligatures w14:val="none"/>
+        </w:rPr>
+        <w:t>SUM</w:t>
+      </w:r>
+      <w:r>
+        <w:rPr>
+          <w:rFonts w:ascii="Times New Roman" w:eastAsia="Times New Roman" w:hAnsi="Times New Roman" w:cs="Times New Roman"/>
+          <w:kern w:val="0"/>
+          <w:sz w:val="24"/>
+          <w:szCs w:val="24"/>
+          <w:lang w:eastAsia="en-IN"/>
+          <w14:ligatures w14:val="none"/>
+        </w:rPr>
+        <w:t xml:space="preserve"> instead of a statistical </w:t>
+      </w:r>
+      <w:r>
+        <w:rPr>
+          <w:rFonts w:ascii="Times New Roman" w:eastAsia="Times New Roman" w:hAnsi="Times New Roman" w:cs="Times New Roman"/>
+          <w:b/>
+          <w:bCs/>
+          <w:kern w:val="0"/>
+          <w:sz w:val="24"/>
+          <w:szCs w:val="24"/>
+          <w:lang w:eastAsia="en-IN"/>
+          <w14:ligatures w14:val="none"/>
+        </w:rPr>
+        <w:t>AVERAGE</w:t>
+      </w:r>
+      <w:r>
+        <w:rPr>
+          <w:rFonts w:ascii="Times New Roman" w:eastAsia="Times New Roman" w:hAnsi="Times New Roman" w:cs="Times New Roman"/>
+          <w:kern w:val="0"/>
+          <w:sz w:val="24"/>
+          <w:szCs w:val="24"/>
+          <w:lang w:eastAsia="en-IN"/>
+          <w14:ligatures w14:val="none"/>
+        </w:rPr>
+        <w:t xml:space="preserve">. This created a false timeline exceeding 125,000 days (e.g., listing Ghee at 42,508 days). This must be strictly updated to </w:t>
+      </w:r>
+      <w:r>
+        <w:rPr>
+          <w:rFonts w:ascii="Times New Roman" w:eastAsia="Times New Roman" w:hAnsi="Times New Roman" w:cs="Times New Roman"/>
+          <w:b/>
+          <w:bCs/>
+          <w:kern w:val="0"/>
+          <w:sz w:val="24"/>
+          <w:szCs w:val="24"/>
+          <w:lang w:eastAsia="en-IN"/>
+          <w14:ligatures w14:val="none"/>
+        </w:rPr>
+        <w:t>AVERAGE</w:t>
+      </w:r>
+      <w:r>
+        <w:rPr>
+          <w:rFonts w:ascii="Times New Roman" w:eastAsia="Times New Roman" w:hAnsi="Times New Roman" w:cs="Times New Roman"/>
+          <w:kern w:val="0"/>
+          <w:sz w:val="24"/>
+          <w:szCs w:val="24"/>
+          <w:lang w:eastAsia="en-IN"/>
+          <w14:ligatures w14:val="none"/>
+        </w:rPr>
+        <w:t xml:space="preserve"> via Excel field settings.</w:t>
+      </w:r>
+    </w:p>
+    <w:p>
+      <w:pPr>
+        <w:numPr>
+          <w:ilvl w:val="0"/>
+          <w:numId w:val="16"/>
+        </w:numPr>
+        <w:spacing w:before="100" w:beforeAutospacing="1" w:after="100" w:afterAutospacing="1" w:line="240" w:lineRule="auto"/>
+        <w:rPr>
+          <w:rFonts w:ascii="Times New Roman" w:eastAsia="Times New Roman" w:hAnsi="Times New Roman" w:cs="Times New Roman"/>
+          <w:kern w:val="0"/>
+          <w:sz w:val="24"/>
+          <w:szCs w:val="24"/>
+          <w:lang w:eastAsia="en-IN"/>
+          <w14:ligatures w14:val="none"/>
+        </w:rPr>
+      </w:pPr>
+      <w:r>
+        <w:rPr>
+          <w:rFonts w:ascii="Times New Roman" w:eastAsia="Times New Roman" w:hAnsi="Times New Roman" w:cs="Times New Roman"/>
+          <w:b/>
+          <w:bCs/>
+          <w:kern w:val="0"/>
+          <w:sz w:val="24"/>
+          <w:szCs w:val="24"/>
+          <w:lang w:eastAsia="en-IN"/>
+          <w14:ligatures w14:val="none"/>
+        </w:rPr>
+        <w:t>Least-Revenue Mapping Mismatch:</w:t>
+      </w:r>
+      <w:r>
+        <w:rPr>
+          <w:rFonts w:ascii="Times New Roman" w:eastAsia="Times New Roman" w:hAnsi="Times New Roman" w:cs="Times New Roman"/>
+          <w:kern w:val="0"/>
+          <w:sz w:val="24"/>
+          <w:szCs w:val="24"/>
+          <w:lang w:eastAsia="en-IN"/>
+          <w14:ligatures w14:val="none"/>
+        </w:rPr>
+        <w:t xml:space="preserve"> The chart titled </w:t>
+      </w:r>
+      <w:r>
+        <w:rPr>
+          <w:rFonts w:ascii="Times New Roman" w:eastAsia="Times New Roman" w:hAnsi="Times New Roman" w:cs="Times New Roman"/>
+          <w:i/>
+          <w:iCs/>
+          <w:kern w:val="0"/>
+          <w:sz w:val="24"/>
+          <w:szCs w:val="24"/>
+          <w:lang w:eastAsia="en-IN"/>
+          <w14:ligatures w14:val="none"/>
+        </w:rPr>
+        <w:t>"least 5 customer location"</w:t>
+      </w:r>
+      <w:r>
+        <w:rPr>
+          <w:rFonts w:ascii="Times New Roman" w:eastAsia="Times New Roman" w:hAnsi="Times New Roman" w:cs="Times New Roman"/>
+          <w:kern w:val="0"/>
+          <w:sz w:val="24"/>
+          <w:szCs w:val="24"/>
+          <w:lang w:eastAsia="en-IN"/>
+          <w14:ligatures w14:val="none"/>
+        </w:rPr>
+        <w:t xml:space="preserve"> incorrectly displays solid mid-tier performers like Telangana and Madhya Pradesh. You must relabel this visual asset to </w:t>
+      </w:r>
+      <w:r>
+        <w:rPr>
+          <w:rFonts w:ascii="Times New Roman" w:eastAsia="Times New Roman" w:hAnsi="Times New Roman" w:cs="Times New Roman"/>
+          <w:b/>
+          <w:bCs/>
+          <w:kern w:val="0"/>
+          <w:sz w:val="24"/>
+          <w:szCs w:val="24"/>
+          <w:lang w:eastAsia="en-IN"/>
+          <w14:ligatures w14:val="none"/>
+        </w:rPr>
+        <w:t>"Mid-Tier State Revenue Distribution Ratios"</w:t>
+      </w:r>
+      <w:r>
+        <w:rPr>
+          <w:rFonts w:ascii="Times New Roman" w:eastAsia="Times New Roman" w:hAnsi="Times New Roman" w:cs="Times New Roman"/>
+          <w:kern w:val="0"/>
+          <w:sz w:val="24"/>
+          <w:szCs w:val="24"/>
+          <w:lang w:eastAsia="en-IN"/>
+          <w14:ligatures w14:val="none"/>
+        </w:rPr>
+        <w:t xml:space="preserve"> to prevent misleading executives.</w:t>
+      </w:r>
+    </w:p>
+    <w:p>
+      <w:pPr>
+        <w:spacing w:before="100" w:beforeAutospacing="1" w:after="100" w:afterAutospacing="1" w:line="240" w:lineRule="auto"/>
+        <w:ind w:left="720"/>
         <w:rPr>
           <w:rFonts w:ascii="Times New Roman" w:eastAsia="Times New Roman" w:hAnsi="Times New Roman" w:cs="Times New Roman"/>
           <w:kern w:val="0"/>
@@ -1130,295 +2519,293 @@
         <w:rPr>
           <w:rFonts w:ascii="Times New Roman" w:eastAsia="Times New Roman" w:hAnsi="Times New Roman" w:cs="Times New Roman"/>
           <w:kern w:val="0"/>
+          <w:sz w:val="24"/>
+          <w:szCs w:val="24"/>
+          <w:lang w:eastAsia="en-IN"/>
+          <w14:ligatures w14:val="none"/>
+        </w:rPr>
+      </w:pPr>
+    </w:p>
+    <w:p>
+      <w:pPr>
+        <w:spacing w:before="100" w:beforeAutospacing="1" w:after="100" w:afterAutospacing="1" w:line="240" w:lineRule="auto"/>
+        <w:ind w:left="720"/>
+        <w:rPr>
+          <w:rFonts w:ascii="Times New Roman" w:eastAsia="Times New Roman" w:hAnsi="Times New Roman" w:cs="Times New Roman"/>
+          <w:kern w:val="0"/>
+          <w:sz w:val="24"/>
+          <w:szCs w:val="24"/>
+          <w:lang w:eastAsia="en-IN"/>
+          <w14:ligatures w14:val="none"/>
+        </w:rPr>
+      </w:pPr>
+    </w:p>
+    <w:p>
+      <w:pPr>
+        <w:spacing w:before="100" w:beforeAutospacing="1" w:after="100" w:afterAutospacing="1" w:line="240" w:lineRule="auto"/>
+        <w:ind w:left="720"/>
+        <w:rPr>
+          <w:rFonts w:ascii="Times New Roman" w:eastAsia="Times New Roman" w:hAnsi="Times New Roman" w:cs="Times New Roman"/>
+          <w:kern w:val="0"/>
+          <w:sz w:val="24"/>
+          <w:szCs w:val="24"/>
+          <w:lang w:eastAsia="en-IN"/>
+          <w14:ligatures w14:val="none"/>
+        </w:rPr>
+      </w:pPr>
+    </w:p>
+    <w:p>
+      <w:pPr>
+        <w:spacing w:before="100" w:beforeAutospacing="1" w:after="100" w:afterAutospacing="1" w:line="240" w:lineRule="auto"/>
+        <w:ind w:left="720"/>
+        <w:rPr>
+          <w:rFonts w:ascii="Times New Roman" w:eastAsia="Times New Roman" w:hAnsi="Times New Roman" w:cs="Times New Roman"/>
+          <w:kern w:val="0"/>
+          <w:sz w:val="24"/>
+          <w:szCs w:val="24"/>
+          <w:lang w:eastAsia="en-IN"/>
+          <w14:ligatures w14:val="none"/>
+        </w:rPr>
+      </w:pPr>
+    </w:p>
+    <w:p>
+      <w:pPr>
+        <w:spacing w:before="100" w:beforeAutospacing="1" w:after="100" w:afterAutospacing="1" w:line="240" w:lineRule="auto"/>
+        <w:ind w:left="720"/>
+        <w:rPr>
+          <w:rFonts w:ascii="Times New Roman" w:eastAsia="Times New Roman" w:hAnsi="Times New Roman" w:cs="Times New Roman"/>
+          <w:kern w:val="0"/>
+          <w:sz w:val="24"/>
+          <w:szCs w:val="24"/>
+          <w:lang w:eastAsia="en-IN"/>
+          <w14:ligatures w14:val="none"/>
+        </w:rPr>
+      </w:pPr>
+    </w:p>
+    <w:p>
+      <w:pPr>
+        <w:spacing w:before="100" w:beforeAutospacing="1" w:after="100" w:afterAutospacing="1" w:line="240" w:lineRule="auto"/>
+        <w:ind w:left="360"/>
+        <w:rPr>
+          <w:rFonts w:ascii="Times New Roman" w:eastAsia="Times New Roman" w:hAnsi="Times New Roman" w:cs="Times New Roman"/>
+          <w:b/>
+          <w:bCs/>
+          <w:kern w:val="0"/>
+          <w:sz w:val="24"/>
+          <w:szCs w:val="24"/>
+          <w:lang w:eastAsia="en-IN"/>
+          <w14:ligatures w14:val="none"/>
+        </w:rPr>
+      </w:pPr>
+    </w:p>
+    <w:p>
+      <w:pPr>
+        <w:spacing w:before="100" w:beforeAutospacing="1" w:after="100" w:afterAutospacing="1" w:line="240" w:lineRule="auto"/>
+        <w:ind w:left="360"/>
+        <w:rPr>
+          <w:rFonts w:ascii="Times New Roman" w:eastAsia="Times New Roman" w:hAnsi="Times New Roman" w:cs="Times New Roman"/>
+          <w:b/>
+          <w:bCs/>
+          <w:kern w:val="0"/>
+          <w:sz w:val="24"/>
+          <w:szCs w:val="24"/>
+          <w:lang w:eastAsia="en-IN"/>
+          <w14:ligatures w14:val="none"/>
+        </w:rPr>
+      </w:pPr>
+    </w:p>
+    <w:p>
+      <w:pPr>
+        <w:spacing w:before="100" w:beforeAutospacing="1" w:after="100" w:afterAutospacing="1" w:line="240" w:lineRule="auto"/>
+        <w:ind w:left="360"/>
+        <w:rPr>
+          <w:rFonts w:ascii="Times New Roman" w:eastAsia="Times New Roman" w:hAnsi="Times New Roman" w:cs="Times New Roman"/>
+          <w:b/>
+          <w:bCs/>
+          <w:kern w:val="0"/>
+          <w:sz w:val="24"/>
+          <w:szCs w:val="24"/>
+          <w:lang w:eastAsia="en-IN"/>
+          <w14:ligatures w14:val="none"/>
+        </w:rPr>
+      </w:pPr>
+    </w:p>
+    <w:p>
+      <w:pPr>
+        <w:spacing w:before="100" w:beforeAutospacing="1" w:after="100" w:afterAutospacing="1" w:line="240" w:lineRule="auto"/>
+        <w:ind w:left="360"/>
+        <w:rPr>
+          <w:rFonts w:ascii="Times New Roman" w:eastAsia="Times New Roman" w:hAnsi="Times New Roman" w:cs="Times New Roman"/>
+          <w:b/>
+          <w:bCs/>
+          <w:kern w:val="0"/>
+          <w:sz w:val="24"/>
+          <w:szCs w:val="24"/>
+          <w:lang w:eastAsia="en-IN"/>
+          <w14:ligatures w14:val="none"/>
+        </w:rPr>
+      </w:pPr>
+    </w:p>
+    <w:p>
+      <w:pPr>
+        <w:spacing w:before="100" w:beforeAutospacing="1" w:after="100" w:afterAutospacing="1" w:line="240" w:lineRule="auto"/>
+        <w:ind w:left="360"/>
+        <w:rPr>
+          <w:rFonts w:ascii="Times New Roman" w:eastAsia="Times New Roman" w:hAnsi="Times New Roman" w:cs="Times New Roman"/>
+          <w:b/>
+          <w:bCs/>
+          <w:kern w:val="0"/>
+          <w:sz w:val="24"/>
+          <w:szCs w:val="24"/>
+          <w:lang w:eastAsia="en-IN"/>
+          <w14:ligatures w14:val="none"/>
+        </w:rPr>
+      </w:pPr>
+    </w:p>
+    <w:p>
+      <w:pPr>
+        <w:spacing w:before="100" w:beforeAutospacing="1" w:after="100" w:afterAutospacing="1" w:line="240" w:lineRule="auto"/>
+        <w:ind w:left="360"/>
+        <w:rPr>
+          <w:rFonts w:ascii="Times New Roman" w:eastAsia="Times New Roman" w:hAnsi="Times New Roman" w:cs="Times New Roman"/>
+          <w:b/>
+          <w:bCs/>
+          <w:kern w:val="0"/>
+          <w:sz w:val="24"/>
+          <w:szCs w:val="24"/>
+          <w:lang w:eastAsia="en-IN"/>
+          <w14:ligatures w14:val="none"/>
+        </w:rPr>
+      </w:pPr>
+    </w:p>
+    <w:p>
+      <w:pPr>
+        <w:spacing w:before="100" w:beforeAutospacing="1" w:after="100" w:afterAutospacing="1" w:line="240" w:lineRule="auto"/>
+        <w:ind w:left="360"/>
+        <w:rPr>
+          <w:rFonts w:ascii="Times New Roman" w:eastAsia="Times New Roman" w:hAnsi="Times New Roman" w:cs="Times New Roman"/>
+          <w:b/>
+          <w:bCs/>
+          <w:kern w:val="0"/>
+          <w:sz w:val="24"/>
+          <w:szCs w:val="24"/>
+          <w:lang w:eastAsia="en-IN"/>
+          <w14:ligatures w14:val="none"/>
+        </w:rPr>
+      </w:pPr>
+    </w:p>
+    <w:p>
+      <w:pPr>
+        <w:spacing w:before="100" w:beforeAutospacing="1" w:after="100" w:afterAutospacing="1" w:line="240" w:lineRule="auto"/>
+        <w:ind w:left="360"/>
+        <w:rPr>
+          <w:rFonts w:ascii="Times New Roman" w:eastAsia="Times New Roman" w:hAnsi="Times New Roman" w:cs="Times New Roman"/>
+          <w:b/>
+          <w:bCs/>
+          <w:kern w:val="0"/>
+          <w:sz w:val="24"/>
+          <w:szCs w:val="24"/>
+          <w:lang w:eastAsia="en-IN"/>
+          <w14:ligatures w14:val="none"/>
+        </w:rPr>
+      </w:pPr>
+    </w:p>
+    <w:p>
+      <w:pPr>
+        <w:spacing w:before="100" w:beforeAutospacing="1" w:after="100" w:afterAutospacing="1" w:line="240" w:lineRule="auto"/>
+        <w:ind w:left="360"/>
+        <w:rPr>
+          <w:rFonts w:ascii="Times New Roman" w:eastAsia="Times New Roman" w:hAnsi="Times New Roman" w:cs="Times New Roman"/>
+          <w:b/>
+          <w:bCs/>
+          <w:kern w:val="0"/>
+          <w:sz w:val="24"/>
+          <w:szCs w:val="24"/>
+          <w:lang w:eastAsia="en-IN"/>
+          <w14:ligatures w14:val="none"/>
+        </w:rPr>
+      </w:pPr>
+    </w:p>
+    <w:p>
+      <w:pPr>
+        <w:spacing w:before="100" w:beforeAutospacing="1" w:after="100" w:afterAutospacing="1" w:line="240" w:lineRule="auto"/>
+        <w:ind w:left="360"/>
+        <w:rPr>
+          <w:rFonts w:ascii="Times New Roman" w:eastAsia="Times New Roman" w:hAnsi="Times New Roman" w:cs="Times New Roman"/>
+          <w:b/>
+          <w:bCs/>
+          <w:kern w:val="0"/>
+          <w:sz w:val="24"/>
+          <w:szCs w:val="24"/>
+          <w:lang w:eastAsia="en-IN"/>
+          <w14:ligatures w14:val="none"/>
+        </w:rPr>
+      </w:pPr>
+    </w:p>
+    <w:p>
+      <w:pPr>
+        <w:spacing w:before="100" w:beforeAutospacing="1" w:after="100" w:afterAutospacing="1" w:line="240" w:lineRule="auto"/>
+        <w:ind w:left="360"/>
+        <w:rPr>
+          <w:rFonts w:ascii="Times New Roman" w:eastAsia="Times New Roman" w:hAnsi="Times New Roman" w:cs="Times New Roman"/>
+          <w:b/>
+          <w:bCs/>
+          <w:kern w:val="0"/>
+          <w:sz w:val="24"/>
+          <w:szCs w:val="24"/>
+          <w:lang w:eastAsia="en-IN"/>
+          <w14:ligatures w14:val="none"/>
+        </w:rPr>
+      </w:pPr>
+    </w:p>
+    <w:p>
+      <w:pPr>
+        <w:spacing w:before="100" w:beforeAutospacing="1" w:after="100" w:afterAutospacing="1" w:line="240" w:lineRule="auto"/>
+        <w:ind w:left="360"/>
+        <w:rPr>
+          <w:rFonts w:ascii="Times New Roman" w:eastAsia="Times New Roman" w:hAnsi="Times New Roman" w:cs="Times New Roman"/>
+          <w:b/>
+          <w:bCs/>
+          <w:kern w:val="0"/>
+          <w:sz w:val="24"/>
+          <w:szCs w:val="24"/>
+          <w:lang w:eastAsia="en-IN"/>
+          <w14:ligatures w14:val="none"/>
+        </w:rPr>
+      </w:pPr>
+    </w:p>
+    <w:p>
+      <w:pPr>
+        <w:spacing w:before="100" w:beforeAutospacing="1" w:after="100" w:afterAutospacing="1" w:line="240" w:lineRule="auto"/>
+        <w:ind w:left="360"/>
+        <w:rPr>
+          <w:rFonts w:ascii="Times New Roman" w:eastAsia="Times New Roman" w:hAnsi="Times New Roman" w:cs="Times New Roman"/>
+          <w:b/>
+          <w:bCs/>
+          <w:kern w:val="0"/>
+          <w:sz w:val="24"/>
+          <w:szCs w:val="24"/>
+          <w:lang w:eastAsia="en-IN"/>
+          <w14:ligatures w14:val="none"/>
+        </w:rPr>
+      </w:pPr>
+    </w:p>
+    <w:p>
+      <w:pPr>
+        <w:spacing w:before="100" w:beforeAutospacing="1" w:after="100" w:afterAutospacing="1" w:line="240" w:lineRule="auto"/>
+        <w:ind w:left="360"/>
+        <w:rPr>
+          <w:rFonts w:ascii="Arial" w:eastAsia="Times New Roman" w:hAnsi="Arial" w:cs="Arial"/>
+          <w:b/>
+          <w:bCs/>
+          <w:kern w:val="0"/>
           <w:sz w:val="52"/>
           <w:szCs w:val="52"/>
           <w:lang w:eastAsia="en-IN"/>
           <w14:ligatures w14:val="none"/>
         </w:rPr>
       </w:pPr>
-    </w:p>
-    <w:p>
-      <w:pPr>
-        <w:spacing w:before="100" w:beforeAutospacing="1" w:after="100" w:afterAutospacing="1" w:line="240" w:lineRule="auto"/>
-        <w:ind w:left="720"/>
-        <w:rPr>
-          <w:rFonts w:ascii="Times New Roman" w:eastAsia="Times New Roman" w:hAnsi="Times New Roman" w:cs="Times New Roman"/>
-          <w:kern w:val="0"/>
-          <w:sz w:val="24"/>
-          <w:szCs w:val="24"/>
-          <w:lang w:eastAsia="en-IN"/>
-          <w14:ligatures w14:val="none"/>
-        </w:rPr>
-      </w:pPr>
-    </w:p>
-    <w:p>
-      <w:pPr>
-        <w:spacing w:before="100" w:beforeAutospacing="1" w:after="100" w:afterAutospacing="1" w:line="240" w:lineRule="auto"/>
-        <w:ind w:left="720"/>
-        <w:rPr>
-          <w:rFonts w:ascii="Times New Roman" w:eastAsia="Times New Roman" w:hAnsi="Times New Roman" w:cs="Times New Roman"/>
-          <w:kern w:val="0"/>
-          <w:sz w:val="24"/>
-          <w:szCs w:val="24"/>
-          <w:lang w:eastAsia="en-IN"/>
-          <w14:ligatures w14:val="none"/>
-        </w:rPr>
-      </w:pPr>
-    </w:p>
-    <w:p>
-      <w:pPr>
-        <w:spacing w:before="100" w:beforeAutospacing="1" w:after="100" w:afterAutospacing="1" w:line="240" w:lineRule="auto"/>
-        <w:ind w:left="720"/>
-        <w:rPr>
-          <w:rFonts w:ascii="Times New Roman" w:eastAsia="Times New Roman" w:hAnsi="Times New Roman" w:cs="Times New Roman"/>
-          <w:kern w:val="0"/>
-          <w:sz w:val="24"/>
-          <w:szCs w:val="24"/>
-          <w:lang w:eastAsia="en-IN"/>
-          <w14:ligatures w14:val="none"/>
-        </w:rPr>
-      </w:pPr>
-    </w:p>
-    <w:p>
-      <w:pPr>
-        <w:spacing w:before="100" w:beforeAutospacing="1" w:after="100" w:afterAutospacing="1" w:line="240" w:lineRule="auto"/>
-        <w:ind w:left="720"/>
-        <w:rPr>
-          <w:rFonts w:ascii="Times New Roman" w:eastAsia="Times New Roman" w:hAnsi="Times New Roman" w:cs="Times New Roman"/>
-          <w:kern w:val="0"/>
-          <w:sz w:val="24"/>
-          <w:szCs w:val="24"/>
-          <w:lang w:eastAsia="en-IN"/>
-          <w14:ligatures w14:val="none"/>
-        </w:rPr>
-      </w:pPr>
-    </w:p>
-    <w:p>
-      <w:pPr>
-        <w:spacing w:before="100" w:beforeAutospacing="1" w:after="100" w:afterAutospacing="1" w:line="240" w:lineRule="auto"/>
-        <w:ind w:left="720"/>
-        <w:rPr>
-          <w:rFonts w:ascii="Times New Roman" w:eastAsia="Times New Roman" w:hAnsi="Times New Roman" w:cs="Times New Roman"/>
-          <w:kern w:val="0"/>
-          <w:sz w:val="24"/>
-          <w:szCs w:val="24"/>
-          <w:lang w:eastAsia="en-IN"/>
-          <w14:ligatures w14:val="none"/>
-        </w:rPr>
-      </w:pPr>
-    </w:p>
-    <w:p>
-      <w:pPr>
-        <w:spacing w:before="100" w:beforeAutospacing="1" w:after="100" w:afterAutospacing="1" w:line="240" w:lineRule="auto"/>
-        <w:ind w:left="360"/>
-        <w:rPr>
-          <w:rFonts w:ascii="Times New Roman" w:eastAsia="Times New Roman" w:hAnsi="Times New Roman" w:cs="Times New Roman"/>
-          <w:b/>
-          <w:bCs/>
-          <w:kern w:val="0"/>
-          <w:sz w:val="24"/>
-          <w:szCs w:val="24"/>
-          <w:lang w:eastAsia="en-IN"/>
-          <w14:ligatures w14:val="none"/>
-        </w:rPr>
-      </w:pPr>
-    </w:p>
-    <w:p>
-      <w:pPr>
-        <w:spacing w:before="100" w:beforeAutospacing="1" w:after="100" w:afterAutospacing="1" w:line="240" w:lineRule="auto"/>
-        <w:ind w:left="360"/>
-        <w:rPr>
-          <w:rFonts w:ascii="Times New Roman" w:eastAsia="Times New Roman" w:hAnsi="Times New Roman" w:cs="Times New Roman"/>
-          <w:b/>
-          <w:bCs/>
-          <w:kern w:val="0"/>
-          <w:sz w:val="24"/>
-          <w:szCs w:val="24"/>
-          <w:lang w:eastAsia="en-IN"/>
-          <w14:ligatures w14:val="none"/>
-        </w:rPr>
-      </w:pPr>
-    </w:p>
-    <w:p>
-      <w:pPr>
-        <w:spacing w:before="100" w:beforeAutospacing="1" w:after="100" w:afterAutospacing="1" w:line="240" w:lineRule="auto"/>
-        <w:ind w:left="360"/>
-        <w:rPr>
-          <w:rFonts w:ascii="Times New Roman" w:eastAsia="Times New Roman" w:hAnsi="Times New Roman" w:cs="Times New Roman"/>
-          <w:b/>
-          <w:bCs/>
-          <w:kern w:val="0"/>
-          <w:sz w:val="24"/>
-          <w:szCs w:val="24"/>
-          <w:lang w:eastAsia="en-IN"/>
-          <w14:ligatures w14:val="none"/>
-        </w:rPr>
-      </w:pPr>
-    </w:p>
-    <w:p>
-      <w:pPr>
-        <w:spacing w:before="100" w:beforeAutospacing="1" w:after="100" w:afterAutospacing="1" w:line="240" w:lineRule="auto"/>
-        <w:ind w:left="360"/>
-        <w:rPr>
-          <w:rFonts w:ascii="Times New Roman" w:eastAsia="Times New Roman" w:hAnsi="Times New Roman" w:cs="Times New Roman"/>
-          <w:b/>
-          <w:bCs/>
-          <w:kern w:val="0"/>
-          <w:sz w:val="24"/>
-          <w:szCs w:val="24"/>
-          <w:lang w:eastAsia="en-IN"/>
-          <w14:ligatures w14:val="none"/>
-        </w:rPr>
-      </w:pPr>
-    </w:p>
-    <w:p>
-      <w:pPr>
-        <w:spacing w:before="100" w:beforeAutospacing="1" w:after="100" w:afterAutospacing="1" w:line="240" w:lineRule="auto"/>
-        <w:ind w:left="360"/>
-        <w:rPr>
-          <w:rFonts w:ascii="Times New Roman" w:eastAsia="Times New Roman" w:hAnsi="Times New Roman" w:cs="Times New Roman"/>
-          <w:b/>
-          <w:bCs/>
-          <w:kern w:val="0"/>
-          <w:sz w:val="24"/>
-          <w:szCs w:val="24"/>
-          <w:lang w:eastAsia="en-IN"/>
-          <w14:ligatures w14:val="none"/>
-        </w:rPr>
-      </w:pPr>
-    </w:p>
-    <w:p>
-      <w:pPr>
-        <w:spacing w:before="100" w:beforeAutospacing="1" w:after="100" w:afterAutospacing="1" w:line="240" w:lineRule="auto"/>
-        <w:ind w:left="360"/>
-        <w:rPr>
-          <w:rFonts w:ascii="Times New Roman" w:eastAsia="Times New Roman" w:hAnsi="Times New Roman" w:cs="Times New Roman"/>
-          <w:b/>
-          <w:bCs/>
-          <w:kern w:val="0"/>
-          <w:sz w:val="24"/>
-          <w:szCs w:val="24"/>
-          <w:lang w:eastAsia="en-IN"/>
-          <w14:ligatures w14:val="none"/>
-        </w:rPr>
-      </w:pPr>
-    </w:p>
-    <w:p>
-      <w:pPr>
-        <w:spacing w:before="100" w:beforeAutospacing="1" w:after="100" w:afterAutospacing="1" w:line="240" w:lineRule="auto"/>
-        <w:ind w:left="360"/>
-        <w:rPr>
-          <w:rFonts w:ascii="Times New Roman" w:eastAsia="Times New Roman" w:hAnsi="Times New Roman" w:cs="Times New Roman"/>
-          <w:b/>
-          <w:bCs/>
-          <w:kern w:val="0"/>
-          <w:sz w:val="24"/>
-          <w:szCs w:val="24"/>
-          <w:lang w:eastAsia="en-IN"/>
-          <w14:ligatures w14:val="none"/>
-        </w:rPr>
-      </w:pPr>
-    </w:p>
-    <w:p>
-      <w:pPr>
-        <w:spacing w:before="100" w:beforeAutospacing="1" w:after="100" w:afterAutospacing="1" w:line="240" w:lineRule="auto"/>
-        <w:ind w:left="360"/>
-        <w:rPr>
-          <w:rFonts w:ascii="Times New Roman" w:eastAsia="Times New Roman" w:hAnsi="Times New Roman" w:cs="Times New Roman"/>
-          <w:b/>
-          <w:bCs/>
-          <w:kern w:val="0"/>
-          <w:sz w:val="24"/>
-          <w:szCs w:val="24"/>
-          <w:lang w:eastAsia="en-IN"/>
-          <w14:ligatures w14:val="none"/>
-        </w:rPr>
-      </w:pPr>
-    </w:p>
-    <w:p>
-      <w:pPr>
-        <w:spacing w:before="100" w:beforeAutospacing="1" w:after="100" w:afterAutospacing="1" w:line="240" w:lineRule="auto"/>
-        <w:ind w:left="360"/>
-        <w:rPr>
-          <w:rFonts w:ascii="Times New Roman" w:eastAsia="Times New Roman" w:hAnsi="Times New Roman" w:cs="Times New Roman"/>
-          <w:b/>
-          <w:bCs/>
-          <w:kern w:val="0"/>
-          <w:sz w:val="24"/>
-          <w:szCs w:val="24"/>
-          <w:lang w:eastAsia="en-IN"/>
-          <w14:ligatures w14:val="none"/>
-        </w:rPr>
-      </w:pPr>
-    </w:p>
-    <w:p>
-      <w:pPr>
-        <w:spacing w:before="100" w:beforeAutospacing="1" w:after="100" w:afterAutospacing="1" w:line="240" w:lineRule="auto"/>
-        <w:ind w:left="360"/>
-        <w:rPr>
-          <w:rFonts w:ascii="Times New Roman" w:eastAsia="Times New Roman" w:hAnsi="Times New Roman" w:cs="Times New Roman"/>
-          <w:b/>
-          <w:bCs/>
-          <w:kern w:val="0"/>
-          <w:sz w:val="24"/>
-          <w:szCs w:val="24"/>
-          <w:lang w:eastAsia="en-IN"/>
-          <w14:ligatures w14:val="none"/>
-        </w:rPr>
-      </w:pPr>
-    </w:p>
-    <w:p>
-      <w:pPr>
-        <w:spacing w:before="100" w:beforeAutospacing="1" w:after="100" w:afterAutospacing="1" w:line="240" w:lineRule="auto"/>
-        <w:ind w:left="360"/>
-        <w:rPr>
-          <w:rFonts w:ascii="Times New Roman" w:eastAsia="Times New Roman" w:hAnsi="Times New Roman" w:cs="Times New Roman"/>
-          <w:b/>
-          <w:bCs/>
-          <w:kern w:val="0"/>
-          <w:sz w:val="24"/>
-          <w:szCs w:val="24"/>
-          <w:lang w:eastAsia="en-IN"/>
-          <w14:ligatures w14:val="none"/>
-        </w:rPr>
-      </w:pPr>
-    </w:p>
-    <w:p>
-      <w:pPr>
-        <w:spacing w:before="100" w:beforeAutospacing="1" w:after="100" w:afterAutospacing="1" w:line="240" w:lineRule="auto"/>
-        <w:ind w:left="360"/>
-        <w:rPr>
-          <w:rFonts w:ascii="Times New Roman" w:eastAsia="Times New Roman" w:hAnsi="Times New Roman" w:cs="Times New Roman"/>
-          <w:b/>
-          <w:bCs/>
-          <w:kern w:val="0"/>
-          <w:sz w:val="24"/>
-          <w:szCs w:val="24"/>
-          <w:lang w:eastAsia="en-IN"/>
-          <w14:ligatures w14:val="none"/>
-        </w:rPr>
-      </w:pPr>
-    </w:p>
-    <w:p>
-      <w:pPr>
-        <w:spacing w:before="100" w:beforeAutospacing="1" w:after="100" w:afterAutospacing="1" w:line="240" w:lineRule="auto"/>
-        <w:ind w:left="360"/>
-        <w:rPr>
-          <w:rFonts w:ascii="Times New Roman" w:eastAsia="Times New Roman" w:hAnsi="Times New Roman" w:cs="Times New Roman"/>
-          <w:b/>
-          <w:bCs/>
-          <w:kern w:val="0"/>
-          <w:sz w:val="24"/>
-          <w:szCs w:val="24"/>
-          <w:lang w:eastAsia="en-IN"/>
-          <w14:ligatures w14:val="none"/>
-        </w:rPr>
-      </w:pPr>
-    </w:p>
-    <w:p>
-      <w:pPr>
-        <w:spacing w:before="100" w:beforeAutospacing="1" w:after="100" w:afterAutospacing="1" w:line="240" w:lineRule="auto"/>
-        <w:ind w:left="360"/>
+      <w:r>
         <w:rPr>
           <w:rFonts w:ascii="Arial" w:eastAsia="Times New Roman" w:hAnsi="Arial" w:cs="Arial"/>
           <w:b/>
@@ -1429,19 +2816,6 @@
           <w:lang w:eastAsia="en-IN"/>
           <w14:ligatures w14:val="none"/>
         </w:rPr>
-      </w:pPr>
-      <w:r>
-        <w:rPr>
-          <w:rFonts w:ascii="Arial" w:eastAsia="Times New Roman" w:hAnsi="Arial" w:cs="Arial"/>
-          <w:b/>
-          <w:bCs/>
-          <w:kern w:val="0"/>
-          <w:sz w:val="52"/>
-          <w:szCs w:val="52"/>
-          <w:lang w:eastAsia="en-IN"/>
-          <w14:ligatures w14:val="none"/>
-        </w:rPr>
-        <w:lastRenderedPageBreak/>
         <w:t>Visualization</w:t>
       </w:r>
     </w:p>
@@ -1510,6 +2884,7 @@
           <w:rFonts w:ascii="Times New Roman" w:eastAsia="Times New Roman" w:hAnsi="Times New Roman" w:cs="Times New Roman"/>
           <w:b/>
           <w:bCs/>
+          <w:noProof/>
           <w:kern w:val="0"/>
           <w:sz w:val="52"/>
           <w:szCs w:val="52"/>
@@ -1638,6 +3013,7 @@
           <w:rFonts w:ascii="Times New Roman" w:eastAsia="Times New Roman" w:hAnsi="Times New Roman" w:cs="Times New Roman"/>
           <w:b/>
           <w:bCs/>
+          <w:noProof/>
           <w:kern w:val="0"/>
           <w:sz w:val="52"/>
           <w:szCs w:val="52"/>
@@ -1723,7 +3099,6 @@
           <w:lang w:eastAsia="en-IN"/>
           <w14:ligatures w14:val="none"/>
         </w:rPr>
-        <w:lastRenderedPageBreak/>
         <w:t xml:space="preserve">. 5 customer location where the lowest or least revenue is generated </w:t>
       </w:r>
     </w:p>
@@ -1747,6 +3122,7 @@
           <w:rFonts w:ascii="Times New Roman" w:eastAsia="Times New Roman" w:hAnsi="Times New Roman" w:cs="Times New Roman"/>
           <w:b/>
           <w:bCs/>
+          <w:noProof/>
           <w:kern w:val="0"/>
           <w:sz w:val="52"/>
           <w:szCs w:val="52"/>
@@ -1854,6 +3230,7 @@
           <w:rFonts w:ascii="Times New Roman" w:eastAsia="Times New Roman" w:hAnsi="Times New Roman" w:cs="Times New Roman"/>
           <w:b/>
           <w:bCs/>
+          <w:noProof/>
           <w:kern w:val="0"/>
           <w:sz w:val="52"/>
           <w:szCs w:val="52"/>
@@ -1978,6 +3355,7 @@
           <w:rFonts w:ascii="Times New Roman" w:eastAsia="Times New Roman" w:hAnsi="Times New Roman" w:cs="Times New Roman"/>
           <w:b/>
           <w:bCs/>
+          <w:noProof/>
           <w:kern w:val="0"/>
           <w:sz w:val="52"/>
           <w:szCs w:val="52"/>
@@ -2109,12 +3487,14 @@
           <w:rFonts w:ascii="Times New Roman" w:eastAsia="Times New Roman" w:hAnsi="Times New Roman" w:cs="Times New Roman"/>
           <w:b/>
           <w:bCs/>
+          <w:noProof/>
           <w:kern w:val="0"/>
           <w:sz w:val="52"/>
           <w:szCs w:val="52"/>
           <w:lang w:eastAsia="en-IN"/>
           <w14:ligatures w14:val="none"/>
         </w:rPr>
+        <w:lastRenderedPageBreak/>
         <w:drawing>
           <wp:inline distT="0" distB="0" distL="0" distR="0" wp14:anchorId="732E3E79" wp14:editId="7371DD0A">
             <wp:extent cx="3942328" cy="2186609"/>
@@ -2178,7 +3558,6 @@
           <w:lang w:eastAsia="en-IN"/>
           <w14:ligatures w14:val="none"/>
         </w:rPr>
-        <w:lastRenderedPageBreak/>
         <w:t xml:space="preserve">Revenue generated by each brand </w:t>
       </w:r>
     </w:p>
@@ -2218,6 +3597,7 @@
           <w:rFonts w:ascii="Times New Roman" w:eastAsia="Times New Roman" w:hAnsi="Times New Roman" w:cs="Times New Roman"/>
           <w:b/>
           <w:bCs/>
+          <w:noProof/>
           <w:kern w:val="0"/>
           <w:sz w:val="52"/>
           <w:szCs w:val="52"/>
@@ -2349,7 +3729,19 @@
           <w:lang w:eastAsia="en-IN"/>
           <w14:ligatures w14:val="none"/>
         </w:rPr>
-        <w:t>This comprehensive diagnostic analysis demonstrates that while the transactional database covers a robust multi-regional footprint, its analytical value is heavily obstructed by minor data architecture friction. Correcting mathematical irregularities—such as inconsistent float extensions in calculation columns, revenue over-reporting loops, and non-chronological calendar filters in the pivot table matrices—is critical to preventing descriptive distortion at the executive level.</w:t>
+        <w:t xml:space="preserve">This comprehensive diagnostic analysis demonstrates that while the transactional database covers a robust multi-regional footprint, its analytical value is heavily obstructed by minor data architecture friction. Correcting mathematical irregularities—such as inconsistent float extensions in calculation columns, </w:t>
+      </w:r>
+      <w:r>
+        <w:rPr>
+          <w:rFonts w:ascii="Arial" w:eastAsia="Times New Roman" w:hAnsi="Arial" w:cs="Arial"/>
+          <w:kern w:val="0"/>
+          <w:sz w:val="32"/>
+          <w:szCs w:val="32"/>
+          <w:lang w:eastAsia="en-IN"/>
+          <w14:ligatures w14:val="none"/>
+        </w:rPr>
+        <w:lastRenderedPageBreak/>
+        <w:t>revenue over-reporting loops, and non-chronological calendar filters in the pivot table matrices—is critical to preventing descriptive distortion at the executive level.</w:t>
       </w:r>
     </w:p>
     <w:p>
@@ -2397,19 +3789,7 @@
           <w:lang w:eastAsia="en-IN"/>
           <w14:ligatures w14:val="none"/>
         </w:rPr>
-        <w:t xml:space="preserve"> threshold triggers and string date normalizations) will enable real-time </w:t>
-      </w:r>
-      <w:r>
-        <w:rPr>
-          <w:rFonts w:ascii="Arial" w:eastAsia="Times New Roman" w:hAnsi="Arial" w:cs="Arial"/>
-          <w:kern w:val="0"/>
-          <w:sz w:val="32"/>
-          <w:szCs w:val="32"/>
-          <w:lang w:eastAsia="en-IN"/>
-          <w14:ligatures w14:val="none"/>
-        </w:rPr>
-        <w:lastRenderedPageBreak/>
-        <w:t>risk mitigation. Implementing the recommended Executive Dashboard will successfully shift</w:t>
+        <w:t xml:space="preserve"> threshold triggers and string date normalizations) will enable real-time risk mitigation. Implementing the recommended Executive Dashboard will successfully shift</w:t>
       </w:r>
       <w:r>
         <w:rPr>
@@ -2445,6 +3825,602 @@
 <file path=word/numbering.xml><?xml version="1.0" encoding="utf-8"?>
 <w:numbering xmlns:wpc="http://schemas.microsoft.com/office/word/2010/wordprocessingCanvas" xmlns:cx="http://schemas.microsoft.com/office/drawing/2014/chartex" xmlns:cx1="http://schemas.microsoft.com/office/drawing/2015/9/8/chartex" xmlns:cx2="http://schemas.microsoft.com/office/drawing/2015/10/21/chartex" xmlns:cx3="http://schemas.microsoft.com/office/drawing/2016/5/9/chartex" xmlns:cx4="http://schemas.microsoft.com/office/drawing/2016/5/10/chartex" xmlns:cx5="http://schemas.microsoft.com/office/drawing/2016/5/11/chartex" xmlns:cx6="http://schemas.microsoft.com/office/drawing/2016/5/12/chartex" xmlns:cx7="http://schemas.microsoft.com/office/drawing/2016/5/13/chartex" xmlns:cx8="http://schemas.microsoft.com/office/drawing/2016/5/14/chartex" xmlns:mc="http://schemas.openxmlformats.org/markup-compatibility/2006" xmlns:aink="http://schemas.microsoft.com/office/drawing/2016/ink" xmlns:am3d="http://schemas.microsoft.com/office/drawing/2017/model3d" xmlns:o="urn:schemas-microsoft-com:office:office" xmlns:oel="http://schemas.microsoft.com/office/2019/extlst" xmlns:r="http://schemas.openxmlformats.org/officeDocument/2006/relationships" xmlns:m="http://schemas.openxmlformats.org/officeDocument/2006/math" xmlns:v="urn:schemas-microsoft-com:vml" xmlns:wp14="http://schemas.microsoft.com/office/word/2010/wordprocessingDrawing" xmlns:wp="http://schemas.openxmlformats.org/drawingml/2006/wordprocessingDrawing" xmlns:w10="urn:schemas-microsoft-com:office:word" xmlns:w="http://schemas.openxmlformats.org/wordprocessingml/2006/main" xmlns:w14="http://schemas.microsoft.com/office/word/2010/wordml" xmlns:w15="http://schemas.microsoft.com/office/word/2012/wordml" xmlns:w16cex="http://schemas.microsoft.com/office/word/2018/wordml/cex" xmlns:w16cid="http://schemas.microsoft.com/office/word/2016/wordml/cid" xmlns:w16="http://schemas.microsoft.com/office/word/2018/wordml" xmlns:w16du="http://schemas.microsoft.com/office/word/2023/wordml/word16du" xmlns:w16sdtdh="http://schemas.microsoft.com/office/word/2020/wordml/sdtdatahash" xmlns:w16se="http://schemas.microsoft.com/office/word/2015/wordml/symex" xmlns:wpg="http://schemas.microsoft.com/office/word/2010/wordprocessingGroup" xmlns:wpi="http://schemas.microsoft.com/office/word/2010/wordprocessingInk" xmlns:wne="http://schemas.microsoft.com/office/word/2006/wordml" xmlns:wps="http://schemas.microsoft.com/office/word/2010/wordprocessingShape" mc:Ignorable="w14 w15 w16se w16cid w16 w16cex w16sdtdh w16du wp14">
   <w:abstractNum w:abstractNumId="0" w15:restartNumberingAfterBreak="0">
+    <w:nsid w:val="01856FF5"/>
+    <w:multiLevelType w:val="multilevel"/>
+    <w:tmpl w:val="9770344C"/>
+    <w:lvl w:ilvl="0">
+      <w:start w:val="1"/>
+      <w:numFmt w:val="bullet"/>
+      <w:lvlText w:val=""/>
+      <w:lvlJc w:val="left"/>
+      <w:pPr>
+        <w:tabs>
+          <w:tab w:val="num" w:pos="720"/>
+        </w:tabs>
+        <w:ind w:left="720" w:hanging="360"/>
+      </w:pPr>
+      <w:rPr>
+        <w:rFonts w:ascii="Symbol" w:hAnsi="Symbol" w:hint="default"/>
+        <w:sz w:val="20"/>
+      </w:rPr>
+    </w:lvl>
+    <w:lvl w:ilvl="1" w:tentative="1">
+      <w:start w:val="1"/>
+      <w:numFmt w:val="bullet"/>
+      <w:lvlText w:val="o"/>
+      <w:lvlJc w:val="left"/>
+      <w:pPr>
+        <w:tabs>
+          <w:tab w:val="num" w:pos="1440"/>
+        </w:tabs>
+        <w:ind w:left="1440" w:hanging="360"/>
+      </w:pPr>
+      <w:rPr>
+        <w:rFonts w:ascii="Courier New" w:hAnsi="Courier New" w:hint="default"/>
+        <w:sz w:val="20"/>
+      </w:rPr>
+    </w:lvl>
+    <w:lvl w:ilvl="2" w:tentative="1">
+      <w:start w:val="1"/>
+      <w:numFmt w:val="bullet"/>
+      <w:lvlText w:val=""/>
+      <w:lvlJc w:val="left"/>
+      <w:pPr>
+        <w:tabs>
+          <w:tab w:val="num" w:pos="2160"/>
+        </w:tabs>
+        <w:ind w:left="2160" w:hanging="360"/>
+      </w:pPr>
+      <w:rPr>
+        <w:rFonts w:ascii="Wingdings" w:hAnsi="Wingdings" w:hint="default"/>
+        <w:sz w:val="20"/>
+      </w:rPr>
+    </w:lvl>
+    <w:lvl w:ilvl="3" w:tentative="1">
+      <w:start w:val="1"/>
+      <w:numFmt w:val="bullet"/>
+      <w:lvlText w:val=""/>
+      <w:lvlJc w:val="left"/>
+      <w:pPr>
+        <w:tabs>
+          <w:tab w:val="num" w:pos="2880"/>
+        </w:tabs>
+        <w:ind w:left="2880" w:hanging="360"/>
+      </w:pPr>
+      <w:rPr>
+        <w:rFonts w:ascii="Wingdings" w:hAnsi="Wingdings" w:hint="default"/>
+        <w:sz w:val="20"/>
+      </w:rPr>
+    </w:lvl>
+    <w:lvl w:ilvl="4" w:tentative="1">
+      <w:start w:val="1"/>
+      <w:numFmt w:val="bullet"/>
+      <w:lvlText w:val=""/>
+      <w:lvlJc w:val="left"/>
+      <w:pPr>
+        <w:tabs>
+          <w:tab w:val="num" w:pos="3600"/>
+        </w:tabs>
+        <w:ind w:left="3600" w:hanging="360"/>
+      </w:pPr>
+      <w:rPr>
+        <w:rFonts w:ascii="Wingdings" w:hAnsi="Wingdings" w:hint="default"/>
+        <w:sz w:val="20"/>
+      </w:rPr>
+    </w:lvl>
+    <w:lvl w:ilvl="5" w:tentative="1">
+      <w:start w:val="1"/>
+      <w:numFmt w:val="bullet"/>
+      <w:lvlText w:val=""/>
+      <w:lvlJc w:val="left"/>
+      <w:pPr>
+        <w:tabs>
+          <w:tab w:val="num" w:pos="4320"/>
+        </w:tabs>
+        <w:ind w:left="4320" w:hanging="360"/>
+      </w:pPr>
+      <w:rPr>
+        <w:rFonts w:ascii="Wingdings" w:hAnsi="Wingdings" w:hint="default"/>
+        <w:sz w:val="20"/>
+      </w:rPr>
+    </w:lvl>
+    <w:lvl w:ilvl="6" w:tentative="1">
+      <w:start w:val="1"/>
+      <w:numFmt w:val="bullet"/>
+      <w:lvlText w:val=""/>
+      <w:lvlJc w:val="left"/>
+      <w:pPr>
+        <w:tabs>
+          <w:tab w:val="num" w:pos="5040"/>
+        </w:tabs>
+        <w:ind w:left="5040" w:hanging="360"/>
+      </w:pPr>
+      <w:rPr>
+        <w:rFonts w:ascii="Wingdings" w:hAnsi="Wingdings" w:hint="default"/>
+        <w:sz w:val="20"/>
+      </w:rPr>
+    </w:lvl>
+    <w:lvl w:ilvl="7" w:tentative="1">
+      <w:start w:val="1"/>
+      <w:numFmt w:val="bullet"/>
+      <w:lvlText w:val=""/>
+      <w:lvlJc w:val="left"/>
+      <w:pPr>
+        <w:tabs>
+          <w:tab w:val="num" w:pos="5760"/>
+        </w:tabs>
+        <w:ind w:left="5760" w:hanging="360"/>
+      </w:pPr>
+      <w:rPr>
+        <w:rFonts w:ascii="Wingdings" w:hAnsi="Wingdings" w:hint="default"/>
+        <w:sz w:val="20"/>
+      </w:rPr>
+    </w:lvl>
+    <w:lvl w:ilvl="8" w:tentative="1">
+      <w:start w:val="1"/>
+      <w:numFmt w:val="bullet"/>
+      <w:lvlText w:val=""/>
+      <w:lvlJc w:val="left"/>
+      <w:pPr>
+        <w:tabs>
+          <w:tab w:val="num" w:pos="6480"/>
+        </w:tabs>
+        <w:ind w:left="6480" w:hanging="360"/>
+      </w:pPr>
+      <w:rPr>
+        <w:rFonts w:ascii="Wingdings" w:hAnsi="Wingdings" w:hint="default"/>
+        <w:sz w:val="20"/>
+      </w:rPr>
+    </w:lvl>
+  </w:abstractNum>
+  <w:abstractNum w:abstractNumId="1" w15:restartNumberingAfterBreak="0">
+    <w:nsid w:val="043D35B0"/>
+    <w:multiLevelType w:val="multilevel"/>
+    <w:tmpl w:val="99EC8DF4"/>
+    <w:lvl w:ilvl="0">
+      <w:start w:val="1"/>
+      <w:numFmt w:val="bullet"/>
+      <w:lvlText w:val=""/>
+      <w:lvlJc w:val="left"/>
+      <w:pPr>
+        <w:tabs>
+          <w:tab w:val="num" w:pos="720"/>
+        </w:tabs>
+        <w:ind w:left="720" w:hanging="360"/>
+      </w:pPr>
+      <w:rPr>
+        <w:rFonts w:ascii="Symbol" w:hAnsi="Symbol" w:hint="default"/>
+        <w:sz w:val="20"/>
+      </w:rPr>
+    </w:lvl>
+    <w:lvl w:ilvl="1" w:tentative="1">
+      <w:start w:val="1"/>
+      <w:numFmt w:val="bullet"/>
+      <w:lvlText w:val="o"/>
+      <w:lvlJc w:val="left"/>
+      <w:pPr>
+        <w:tabs>
+          <w:tab w:val="num" w:pos="1440"/>
+        </w:tabs>
+        <w:ind w:left="1440" w:hanging="360"/>
+      </w:pPr>
+      <w:rPr>
+        <w:rFonts w:ascii="Courier New" w:hAnsi="Courier New" w:hint="default"/>
+        <w:sz w:val="20"/>
+      </w:rPr>
+    </w:lvl>
+    <w:lvl w:ilvl="2" w:tentative="1">
+      <w:start w:val="1"/>
+      <w:numFmt w:val="bullet"/>
+      <w:lvlText w:val=""/>
+      <w:lvlJc w:val="left"/>
+      <w:pPr>
+        <w:tabs>
+          <w:tab w:val="num" w:pos="2160"/>
+        </w:tabs>
+        <w:ind w:left="2160" w:hanging="360"/>
+      </w:pPr>
+      <w:rPr>
+        <w:rFonts w:ascii="Wingdings" w:hAnsi="Wingdings" w:hint="default"/>
+        <w:sz w:val="20"/>
+      </w:rPr>
+    </w:lvl>
+    <w:lvl w:ilvl="3" w:tentative="1">
+      <w:start w:val="1"/>
+      <w:numFmt w:val="bullet"/>
+      <w:lvlText w:val=""/>
+      <w:lvlJc w:val="left"/>
+      <w:pPr>
+        <w:tabs>
+          <w:tab w:val="num" w:pos="2880"/>
+        </w:tabs>
+        <w:ind w:left="2880" w:hanging="360"/>
+      </w:pPr>
+      <w:rPr>
+        <w:rFonts w:ascii="Wingdings" w:hAnsi="Wingdings" w:hint="default"/>
+        <w:sz w:val="20"/>
+      </w:rPr>
+    </w:lvl>
+    <w:lvl w:ilvl="4" w:tentative="1">
+      <w:start w:val="1"/>
+      <w:numFmt w:val="bullet"/>
+      <w:lvlText w:val=""/>
+      <w:lvlJc w:val="left"/>
+      <w:pPr>
+        <w:tabs>
+          <w:tab w:val="num" w:pos="3600"/>
+        </w:tabs>
+        <w:ind w:left="3600" w:hanging="360"/>
+      </w:pPr>
+      <w:rPr>
+        <w:rFonts w:ascii="Wingdings" w:hAnsi="Wingdings" w:hint="default"/>
+        <w:sz w:val="20"/>
+      </w:rPr>
+    </w:lvl>
+    <w:lvl w:ilvl="5" w:tentative="1">
+      <w:start w:val="1"/>
+      <w:numFmt w:val="bullet"/>
+      <w:lvlText w:val=""/>
+      <w:lvlJc w:val="left"/>
+      <w:pPr>
+        <w:tabs>
+          <w:tab w:val="num" w:pos="4320"/>
+        </w:tabs>
+        <w:ind w:left="4320" w:hanging="360"/>
+      </w:pPr>
+      <w:rPr>
+        <w:rFonts w:ascii="Wingdings" w:hAnsi="Wingdings" w:hint="default"/>
+        <w:sz w:val="20"/>
+      </w:rPr>
+    </w:lvl>
+    <w:lvl w:ilvl="6" w:tentative="1">
+      <w:start w:val="1"/>
+      <w:numFmt w:val="bullet"/>
+      <w:lvlText w:val=""/>
+      <w:lvlJc w:val="left"/>
+      <w:pPr>
+        <w:tabs>
+          <w:tab w:val="num" w:pos="5040"/>
+        </w:tabs>
+        <w:ind w:left="5040" w:hanging="360"/>
+      </w:pPr>
+      <w:rPr>
+        <w:rFonts w:ascii="Wingdings" w:hAnsi="Wingdings" w:hint="default"/>
+        <w:sz w:val="20"/>
+      </w:rPr>
+    </w:lvl>
+    <w:lvl w:ilvl="7" w:tentative="1">
+      <w:start w:val="1"/>
+      <w:numFmt w:val="bullet"/>
+      <w:lvlText w:val=""/>
+      <w:lvlJc w:val="left"/>
+      <w:pPr>
+        <w:tabs>
+          <w:tab w:val="num" w:pos="5760"/>
+        </w:tabs>
+        <w:ind w:left="5760" w:hanging="360"/>
+      </w:pPr>
+      <w:rPr>
+        <w:rFonts w:ascii="Wingdings" w:hAnsi="Wingdings" w:hint="default"/>
+        <w:sz w:val="20"/>
+      </w:rPr>
+    </w:lvl>
+    <w:lvl w:ilvl="8" w:tentative="1">
+      <w:start w:val="1"/>
+      <w:numFmt w:val="bullet"/>
+      <w:lvlText w:val=""/>
+      <w:lvlJc w:val="left"/>
+      <w:pPr>
+        <w:tabs>
+          <w:tab w:val="num" w:pos="6480"/>
+        </w:tabs>
+        <w:ind w:left="6480" w:hanging="360"/>
+      </w:pPr>
+      <w:rPr>
+        <w:rFonts w:ascii="Wingdings" w:hAnsi="Wingdings" w:hint="default"/>
+        <w:sz w:val="20"/>
+      </w:rPr>
+    </w:lvl>
+  </w:abstractNum>
+  <w:abstractNum w:abstractNumId="2" w15:restartNumberingAfterBreak="0">
+    <w:nsid w:val="0A395991"/>
+    <w:multiLevelType w:val="multilevel"/>
+    <w:tmpl w:val="BF860716"/>
+    <w:lvl w:ilvl="0">
+      <w:start w:val="1"/>
+      <w:numFmt w:val="bullet"/>
+      <w:lvlText w:val=""/>
+      <w:lvlJc w:val="left"/>
+      <w:pPr>
+        <w:tabs>
+          <w:tab w:val="num" w:pos="720"/>
+        </w:tabs>
+        <w:ind w:left="720" w:hanging="360"/>
+      </w:pPr>
+      <w:rPr>
+        <w:rFonts w:ascii="Symbol" w:hAnsi="Symbol" w:hint="default"/>
+        <w:sz w:val="20"/>
+      </w:rPr>
+    </w:lvl>
+    <w:lvl w:ilvl="1" w:tentative="1">
+      <w:start w:val="1"/>
+      <w:numFmt w:val="bullet"/>
+      <w:lvlText w:val="o"/>
+      <w:lvlJc w:val="left"/>
+      <w:pPr>
+        <w:tabs>
+          <w:tab w:val="num" w:pos="1440"/>
+        </w:tabs>
+        <w:ind w:left="1440" w:hanging="360"/>
+      </w:pPr>
+      <w:rPr>
+        <w:rFonts w:ascii="Courier New" w:hAnsi="Courier New" w:hint="default"/>
+        <w:sz w:val="20"/>
+      </w:rPr>
+    </w:lvl>
+    <w:lvl w:ilvl="2" w:tentative="1">
+      <w:start w:val="1"/>
+      <w:numFmt w:val="bullet"/>
+      <w:lvlText w:val=""/>
+      <w:lvlJc w:val="left"/>
+      <w:pPr>
+        <w:tabs>
+          <w:tab w:val="num" w:pos="2160"/>
+        </w:tabs>
+        <w:ind w:left="2160" w:hanging="360"/>
+      </w:pPr>
+      <w:rPr>
+        <w:rFonts w:ascii="Wingdings" w:hAnsi="Wingdings" w:hint="default"/>
+        <w:sz w:val="20"/>
+      </w:rPr>
+    </w:lvl>
+    <w:lvl w:ilvl="3" w:tentative="1">
+      <w:start w:val="1"/>
+      <w:numFmt w:val="bullet"/>
+      <w:lvlText w:val=""/>
+      <w:lvlJc w:val="left"/>
+      <w:pPr>
+        <w:tabs>
+          <w:tab w:val="num" w:pos="2880"/>
+        </w:tabs>
+        <w:ind w:left="2880" w:hanging="360"/>
+      </w:pPr>
+      <w:rPr>
+        <w:rFonts w:ascii="Wingdings" w:hAnsi="Wingdings" w:hint="default"/>
+        <w:sz w:val="20"/>
+      </w:rPr>
+    </w:lvl>
+    <w:lvl w:ilvl="4" w:tentative="1">
+      <w:start w:val="1"/>
+      <w:numFmt w:val="bullet"/>
+      <w:lvlText w:val=""/>
+      <w:lvlJc w:val="left"/>
+      <w:pPr>
+        <w:tabs>
+          <w:tab w:val="num" w:pos="3600"/>
+        </w:tabs>
+        <w:ind w:left="3600" w:hanging="360"/>
+      </w:pPr>
+      <w:rPr>
+        <w:rFonts w:ascii="Wingdings" w:hAnsi="Wingdings" w:hint="default"/>
+        <w:sz w:val="20"/>
+      </w:rPr>
+    </w:lvl>
+    <w:lvl w:ilvl="5" w:tentative="1">
+      <w:start w:val="1"/>
+      <w:numFmt w:val="bullet"/>
+      <w:lvlText w:val=""/>
+      <w:lvlJc w:val="left"/>
+      <w:pPr>
+        <w:tabs>
+          <w:tab w:val="num" w:pos="4320"/>
+        </w:tabs>
+        <w:ind w:left="4320" w:hanging="360"/>
+      </w:pPr>
+      <w:rPr>
+        <w:rFonts w:ascii="Wingdings" w:hAnsi="Wingdings" w:hint="default"/>
+        <w:sz w:val="20"/>
+      </w:rPr>
+    </w:lvl>
+    <w:lvl w:ilvl="6" w:tentative="1">
+      <w:start w:val="1"/>
+      <w:numFmt w:val="bullet"/>
+      <w:lvlText w:val=""/>
+      <w:lvlJc w:val="left"/>
+      <w:pPr>
+        <w:tabs>
+          <w:tab w:val="num" w:pos="5040"/>
+        </w:tabs>
+        <w:ind w:left="5040" w:hanging="360"/>
+      </w:pPr>
+      <w:rPr>
+        <w:rFonts w:ascii="Wingdings" w:hAnsi="Wingdings" w:hint="default"/>
+        <w:sz w:val="20"/>
+      </w:rPr>
+    </w:lvl>
+    <w:lvl w:ilvl="7" w:tentative="1">
+      <w:start w:val="1"/>
+      <w:numFmt w:val="bullet"/>
+      <w:lvlText w:val=""/>
+      <w:lvlJc w:val="left"/>
+      <w:pPr>
+        <w:tabs>
+          <w:tab w:val="num" w:pos="5760"/>
+        </w:tabs>
+        <w:ind w:left="5760" w:hanging="360"/>
+      </w:pPr>
+      <w:rPr>
+        <w:rFonts w:ascii="Wingdings" w:hAnsi="Wingdings" w:hint="default"/>
+        <w:sz w:val="20"/>
+      </w:rPr>
+    </w:lvl>
+    <w:lvl w:ilvl="8" w:tentative="1">
+      <w:start w:val="1"/>
+      <w:numFmt w:val="bullet"/>
+      <w:lvlText w:val=""/>
+      <w:lvlJc w:val="left"/>
+      <w:pPr>
+        <w:tabs>
+          <w:tab w:val="num" w:pos="6480"/>
+        </w:tabs>
+        <w:ind w:left="6480" w:hanging="360"/>
+      </w:pPr>
+      <w:rPr>
+        <w:rFonts w:ascii="Wingdings" w:hAnsi="Wingdings" w:hint="default"/>
+        <w:sz w:val="20"/>
+      </w:rPr>
+    </w:lvl>
+  </w:abstractNum>
+  <w:abstractNum w:abstractNumId="3" w15:restartNumberingAfterBreak="0">
+    <w:nsid w:val="0EC07FB9"/>
+    <w:multiLevelType w:val="multilevel"/>
+    <w:tmpl w:val="5BDC9B5C"/>
+    <w:lvl w:ilvl="0">
+      <w:start w:val="1"/>
+      <w:numFmt w:val="bullet"/>
+      <w:lvlText w:val=""/>
+      <w:lvlJc w:val="left"/>
+      <w:pPr>
+        <w:tabs>
+          <w:tab w:val="num" w:pos="720"/>
+        </w:tabs>
+        <w:ind w:left="720" w:hanging="360"/>
+      </w:pPr>
+      <w:rPr>
+        <w:rFonts w:ascii="Symbol" w:hAnsi="Symbol" w:hint="default"/>
+        <w:sz w:val="20"/>
+      </w:rPr>
+    </w:lvl>
+    <w:lvl w:ilvl="1" w:tentative="1">
+      <w:start w:val="1"/>
+      <w:numFmt w:val="bullet"/>
+      <w:lvlText w:val="o"/>
+      <w:lvlJc w:val="left"/>
+      <w:pPr>
+        <w:tabs>
+          <w:tab w:val="num" w:pos="1440"/>
+        </w:tabs>
+        <w:ind w:left="1440" w:hanging="360"/>
+      </w:pPr>
+      <w:rPr>
+        <w:rFonts w:ascii="Courier New" w:hAnsi="Courier New" w:hint="default"/>
+        <w:sz w:val="20"/>
+      </w:rPr>
+    </w:lvl>
+    <w:lvl w:ilvl="2" w:tentative="1">
+      <w:start w:val="1"/>
+      <w:numFmt w:val="bullet"/>
+      <w:lvlText w:val=""/>
+      <w:lvlJc w:val="left"/>
+      <w:pPr>
+        <w:tabs>
+          <w:tab w:val="num" w:pos="2160"/>
+        </w:tabs>
+        <w:ind w:left="2160" w:hanging="360"/>
+      </w:pPr>
+      <w:rPr>
+        <w:rFonts w:ascii="Wingdings" w:hAnsi="Wingdings" w:hint="default"/>
+        <w:sz w:val="20"/>
+      </w:rPr>
+    </w:lvl>
+    <w:lvl w:ilvl="3" w:tentative="1">
+      <w:start w:val="1"/>
+      <w:numFmt w:val="bullet"/>
+      <w:lvlText w:val=""/>
+      <w:lvlJc w:val="left"/>
+      <w:pPr>
+        <w:tabs>
+          <w:tab w:val="num" w:pos="2880"/>
+        </w:tabs>
+        <w:ind w:left="2880" w:hanging="360"/>
+      </w:pPr>
+      <w:rPr>
+        <w:rFonts w:ascii="Wingdings" w:hAnsi="Wingdings" w:hint="default"/>
+        <w:sz w:val="20"/>
+      </w:rPr>
+    </w:lvl>
+    <w:lvl w:ilvl="4" w:tentative="1">
+      <w:start w:val="1"/>
+      <w:numFmt w:val="bullet"/>
+      <w:lvlText w:val=""/>
+      <w:lvlJc w:val="left"/>
+      <w:pPr>
+        <w:tabs>
+          <w:tab w:val="num" w:pos="3600"/>
+        </w:tabs>
+        <w:ind w:left="3600" w:hanging="360"/>
+      </w:pPr>
+      <w:rPr>
+        <w:rFonts w:ascii="Wingdings" w:hAnsi="Wingdings" w:hint="default"/>
+        <w:sz w:val="20"/>
+      </w:rPr>
+    </w:lvl>
+    <w:lvl w:ilvl="5" w:tentative="1">
+      <w:start w:val="1"/>
+      <w:numFmt w:val="bullet"/>
+      <w:lvlText w:val=""/>
+      <w:lvlJc w:val="left"/>
+      <w:pPr>
+        <w:tabs>
+          <w:tab w:val="num" w:pos="4320"/>
+        </w:tabs>
+        <w:ind w:left="4320" w:hanging="360"/>
+      </w:pPr>
+      <w:rPr>
+        <w:rFonts w:ascii="Wingdings" w:hAnsi="Wingdings" w:hint="default"/>
+        <w:sz w:val="20"/>
+      </w:rPr>
+    </w:lvl>
+    <w:lvl w:ilvl="6" w:tentative="1">
+      <w:start w:val="1"/>
+      <w:numFmt w:val="bullet"/>
+      <w:lvlText w:val=""/>
+      <w:lvlJc w:val="left"/>
+      <w:pPr>
+        <w:tabs>
+          <w:tab w:val="num" w:pos="5040"/>
+        </w:tabs>
+        <w:ind w:left="5040" w:hanging="360"/>
+      </w:pPr>
+      <w:rPr>
+        <w:rFonts w:ascii="Wingdings" w:hAnsi="Wingdings" w:hint="default"/>
+        <w:sz w:val="20"/>
+      </w:rPr>
+    </w:lvl>
+    <w:lvl w:ilvl="7" w:tentative="1">
+      <w:start w:val="1"/>
+      <w:numFmt w:val="bullet"/>
+      <w:lvlText w:val=""/>
+      <w:lvlJc w:val="left"/>
+      <w:pPr>
+        <w:tabs>
+          <w:tab w:val="num" w:pos="5760"/>
+        </w:tabs>
+        <w:ind w:left="5760" w:hanging="360"/>
+      </w:pPr>
+      <w:rPr>
+        <w:rFonts w:ascii="Wingdings" w:hAnsi="Wingdings" w:hint="default"/>
+        <w:sz w:val="20"/>
+      </w:rPr>
+    </w:lvl>
+    <w:lvl w:ilvl="8" w:tentative="1">
+      <w:start w:val="1"/>
+      <w:numFmt w:val="bullet"/>
+      <w:lvlText w:val=""/>
+      <w:lvlJc w:val="left"/>
+      <w:pPr>
+        <w:tabs>
+          <w:tab w:val="num" w:pos="6480"/>
+        </w:tabs>
+        <w:ind w:left="6480" w:hanging="360"/>
+      </w:pPr>
+      <w:rPr>
+        <w:rFonts w:ascii="Wingdings" w:hAnsi="Wingdings" w:hint="default"/>
+        <w:sz w:val="20"/>
+      </w:rPr>
+    </w:lvl>
+  </w:abstractNum>
+  <w:abstractNum w:abstractNumId="4" w15:restartNumberingAfterBreak="0">
     <w:nsid w:val="20FB0038"/>
     <w:multiLevelType w:val="hybridMultilevel"/>
     <w:tmpl w:val="4560F5AE"/>
@@ -2557,7 +4533,156 @@
       </w:rPr>
     </w:lvl>
   </w:abstractNum>
-  <w:abstractNum w:abstractNumId="1" w15:restartNumberingAfterBreak="0">
+  <w:abstractNum w:abstractNumId="5" w15:restartNumberingAfterBreak="0">
+    <w:nsid w:val="24BF6363"/>
+    <w:multiLevelType w:val="multilevel"/>
+    <w:tmpl w:val="4A368436"/>
+    <w:lvl w:ilvl="0">
+      <w:start w:val="1"/>
+      <w:numFmt w:val="bullet"/>
+      <w:lvlText w:val=""/>
+      <w:lvlJc w:val="left"/>
+      <w:pPr>
+        <w:tabs>
+          <w:tab w:val="num" w:pos="720"/>
+        </w:tabs>
+        <w:ind w:left="720" w:hanging="360"/>
+      </w:pPr>
+      <w:rPr>
+        <w:rFonts w:ascii="Symbol" w:hAnsi="Symbol" w:hint="default"/>
+        <w:sz w:val="20"/>
+      </w:rPr>
+    </w:lvl>
+    <w:lvl w:ilvl="1" w:tentative="1">
+      <w:start w:val="1"/>
+      <w:numFmt w:val="bullet"/>
+      <w:lvlText w:val="o"/>
+      <w:lvlJc w:val="left"/>
+      <w:pPr>
+        <w:tabs>
+          <w:tab w:val="num" w:pos="1440"/>
+        </w:tabs>
+        <w:ind w:left="1440" w:hanging="360"/>
+      </w:pPr>
+      <w:rPr>
+        <w:rFonts w:ascii="Courier New" w:hAnsi="Courier New" w:hint="default"/>
+        <w:sz w:val="20"/>
+      </w:rPr>
+    </w:lvl>
+    <w:lvl w:ilvl="2" w:tentative="1">
+      <w:start w:val="1"/>
+      <w:numFmt w:val="bullet"/>
+      <w:lvlText w:val=""/>
+      <w:lvlJc w:val="left"/>
+      <w:pPr>
+        <w:tabs>
+          <w:tab w:val="num" w:pos="2160"/>
+        </w:tabs>
+        <w:ind w:left="2160" w:hanging="360"/>
+      </w:pPr>
+      <w:rPr>
+        <w:rFonts w:ascii="Wingdings" w:hAnsi="Wingdings" w:hint="default"/>
+        <w:sz w:val="20"/>
+      </w:rPr>
+    </w:lvl>
+    <w:lvl w:ilvl="3" w:tentative="1">
+      <w:start w:val="1"/>
+      <w:numFmt w:val="bullet"/>
+      <w:lvlText w:val=""/>
+      <w:lvlJc w:val="left"/>
+      <w:pPr>
+        <w:tabs>
+          <w:tab w:val="num" w:pos="2880"/>
+        </w:tabs>
+        <w:ind w:left="2880" w:hanging="360"/>
+      </w:pPr>
+      <w:rPr>
+        <w:rFonts w:ascii="Wingdings" w:hAnsi="Wingdings" w:hint="default"/>
+        <w:sz w:val="20"/>
+      </w:rPr>
+    </w:lvl>
+    <w:lvl w:ilvl="4" w:tentative="1">
+      <w:start w:val="1"/>
+      <w:numFmt w:val="bullet"/>
+      <w:lvlText w:val=""/>
+      <w:lvlJc w:val="left"/>
+      <w:pPr>
+        <w:tabs>
+          <w:tab w:val="num" w:pos="3600"/>
+        </w:tabs>
+        <w:ind w:left="3600" w:hanging="360"/>
+      </w:pPr>
+      <w:rPr>
+        <w:rFonts w:ascii="Wingdings" w:hAnsi="Wingdings" w:hint="default"/>
+        <w:sz w:val="20"/>
+      </w:rPr>
+    </w:lvl>
+    <w:lvl w:ilvl="5" w:tentative="1">
+      <w:start w:val="1"/>
+      <w:numFmt w:val="bullet"/>
+      <w:lvlText w:val=""/>
+      <w:lvlJc w:val="left"/>
+      <w:pPr>
+        <w:tabs>
+          <w:tab w:val="num" w:pos="4320"/>
+        </w:tabs>
+        <w:ind w:left="4320" w:hanging="360"/>
+      </w:pPr>
+      <w:rPr>
+        <w:rFonts w:ascii="Wingdings" w:hAnsi="Wingdings" w:hint="default"/>
+        <w:sz w:val="20"/>
+      </w:rPr>
+    </w:lvl>
+    <w:lvl w:ilvl="6" w:tentative="1">
+      <w:start w:val="1"/>
+      <w:numFmt w:val="bullet"/>
+      <w:lvlText w:val=""/>
+      <w:lvlJc w:val="left"/>
+      <w:pPr>
+        <w:tabs>
+          <w:tab w:val="num" w:pos="5040"/>
+        </w:tabs>
+        <w:ind w:left="5040" w:hanging="360"/>
+      </w:pPr>
+      <w:rPr>
+        <w:rFonts w:ascii="Wingdings" w:hAnsi="Wingdings" w:hint="default"/>
+        <w:sz w:val="20"/>
+      </w:rPr>
+    </w:lvl>
+    <w:lvl w:ilvl="7" w:tentative="1">
+      <w:start w:val="1"/>
+      <w:numFmt w:val="bullet"/>
+      <w:lvlText w:val=""/>
+      <w:lvlJc w:val="left"/>
+      <w:pPr>
+        <w:tabs>
+          <w:tab w:val="num" w:pos="5760"/>
+        </w:tabs>
+        <w:ind w:left="5760" w:hanging="360"/>
+      </w:pPr>
+      <w:rPr>
+        <w:rFonts w:ascii="Wingdings" w:hAnsi="Wingdings" w:hint="default"/>
+        <w:sz w:val="20"/>
+      </w:rPr>
+    </w:lvl>
+    <w:lvl w:ilvl="8" w:tentative="1">
+      <w:start w:val="1"/>
+      <w:numFmt w:val="bullet"/>
+      <w:lvlText w:val=""/>
+      <w:lvlJc w:val="left"/>
+      <w:pPr>
+        <w:tabs>
+          <w:tab w:val="num" w:pos="6480"/>
+        </w:tabs>
+        <w:ind w:left="6480" w:hanging="360"/>
+      </w:pPr>
+      <w:rPr>
+        <w:rFonts w:ascii="Wingdings" w:hAnsi="Wingdings" w:hint="default"/>
+        <w:sz w:val="20"/>
+      </w:rPr>
+    </w:lvl>
+  </w:abstractNum>
+  <w:abstractNum w:abstractNumId="6" w15:restartNumberingAfterBreak="0">
     <w:nsid w:val="3108444E"/>
     <w:multiLevelType w:val="hybridMultilevel"/>
     <w:tmpl w:val="E806B4D0"/>
@@ -2670,7 +4795,305 @@
       </w:rPr>
     </w:lvl>
   </w:abstractNum>
-  <w:abstractNum w:abstractNumId="2" w15:restartNumberingAfterBreak="0">
+  <w:abstractNum w:abstractNumId="7" w15:restartNumberingAfterBreak="0">
+    <w:nsid w:val="375B5CA9"/>
+    <w:multiLevelType w:val="multilevel"/>
+    <w:tmpl w:val="0C0A4138"/>
+    <w:lvl w:ilvl="0">
+      <w:start w:val="1"/>
+      <w:numFmt w:val="bullet"/>
+      <w:lvlText w:val=""/>
+      <w:lvlJc w:val="left"/>
+      <w:pPr>
+        <w:tabs>
+          <w:tab w:val="num" w:pos="720"/>
+        </w:tabs>
+        <w:ind w:left="720" w:hanging="360"/>
+      </w:pPr>
+      <w:rPr>
+        <w:rFonts w:ascii="Symbol" w:hAnsi="Symbol" w:hint="default"/>
+        <w:sz w:val="20"/>
+      </w:rPr>
+    </w:lvl>
+    <w:lvl w:ilvl="1" w:tentative="1">
+      <w:start w:val="1"/>
+      <w:numFmt w:val="bullet"/>
+      <w:lvlText w:val="o"/>
+      <w:lvlJc w:val="left"/>
+      <w:pPr>
+        <w:tabs>
+          <w:tab w:val="num" w:pos="1440"/>
+        </w:tabs>
+        <w:ind w:left="1440" w:hanging="360"/>
+      </w:pPr>
+      <w:rPr>
+        <w:rFonts w:ascii="Courier New" w:hAnsi="Courier New" w:hint="default"/>
+        <w:sz w:val="20"/>
+      </w:rPr>
+    </w:lvl>
+    <w:lvl w:ilvl="2" w:tentative="1">
+      <w:start w:val="1"/>
+      <w:numFmt w:val="bullet"/>
+      <w:lvlText w:val=""/>
+      <w:lvlJc w:val="left"/>
+      <w:pPr>
+        <w:tabs>
+          <w:tab w:val="num" w:pos="2160"/>
+        </w:tabs>
+        <w:ind w:left="2160" w:hanging="360"/>
+      </w:pPr>
+      <w:rPr>
+        <w:rFonts w:ascii="Wingdings" w:hAnsi="Wingdings" w:hint="default"/>
+        <w:sz w:val="20"/>
+      </w:rPr>
+    </w:lvl>
+    <w:lvl w:ilvl="3" w:tentative="1">
+      <w:start w:val="1"/>
+      <w:numFmt w:val="bullet"/>
+      <w:lvlText w:val=""/>
+      <w:lvlJc w:val="left"/>
+      <w:pPr>
+        <w:tabs>
+          <w:tab w:val="num" w:pos="2880"/>
+        </w:tabs>
+        <w:ind w:left="2880" w:hanging="360"/>
+      </w:pPr>
+      <w:rPr>
+        <w:rFonts w:ascii="Wingdings" w:hAnsi="Wingdings" w:hint="default"/>
+        <w:sz w:val="20"/>
+      </w:rPr>
+    </w:lvl>
+    <w:lvl w:ilvl="4" w:tentative="1">
+      <w:start w:val="1"/>
+      <w:numFmt w:val="bullet"/>
+      <w:lvlText w:val=""/>
+      <w:lvlJc w:val="left"/>
+      <w:pPr>
+        <w:tabs>
+          <w:tab w:val="num" w:pos="3600"/>
+        </w:tabs>
+        <w:ind w:left="3600" w:hanging="360"/>
+      </w:pPr>
+      <w:rPr>
+        <w:rFonts w:ascii="Wingdings" w:hAnsi="Wingdings" w:hint="default"/>
+        <w:sz w:val="20"/>
+      </w:rPr>
+    </w:lvl>
+    <w:lvl w:ilvl="5" w:tentative="1">
+      <w:start w:val="1"/>
+      <w:numFmt w:val="bullet"/>
+      <w:lvlText w:val=""/>
+      <w:lvlJc w:val="left"/>
+      <w:pPr>
+        <w:tabs>
+          <w:tab w:val="num" w:pos="4320"/>
+        </w:tabs>
+        <w:ind w:left="4320" w:hanging="360"/>
+      </w:pPr>
+      <w:rPr>
+        <w:rFonts w:ascii="Wingdings" w:hAnsi="Wingdings" w:hint="default"/>
+        <w:sz w:val="20"/>
+      </w:rPr>
+    </w:lvl>
+    <w:lvl w:ilvl="6" w:tentative="1">
+      <w:start w:val="1"/>
+      <w:numFmt w:val="bullet"/>
+      <w:lvlText w:val=""/>
+      <w:lvlJc w:val="left"/>
+      <w:pPr>
+        <w:tabs>
+          <w:tab w:val="num" w:pos="5040"/>
+        </w:tabs>
+        <w:ind w:left="5040" w:hanging="360"/>
+      </w:pPr>
+      <w:rPr>
+        <w:rFonts w:ascii="Wingdings" w:hAnsi="Wingdings" w:hint="default"/>
+        <w:sz w:val="20"/>
+      </w:rPr>
+    </w:lvl>
+    <w:lvl w:ilvl="7" w:tentative="1">
+      <w:start w:val="1"/>
+      <w:numFmt w:val="bullet"/>
+      <w:lvlText w:val=""/>
+      <w:lvlJc w:val="left"/>
+      <w:pPr>
+        <w:tabs>
+          <w:tab w:val="num" w:pos="5760"/>
+        </w:tabs>
+        <w:ind w:left="5760" w:hanging="360"/>
+      </w:pPr>
+      <w:rPr>
+        <w:rFonts w:ascii="Wingdings" w:hAnsi="Wingdings" w:hint="default"/>
+        <w:sz w:val="20"/>
+      </w:rPr>
+    </w:lvl>
+    <w:lvl w:ilvl="8" w:tentative="1">
+      <w:start w:val="1"/>
+      <w:numFmt w:val="bullet"/>
+      <w:lvlText w:val=""/>
+      <w:lvlJc w:val="left"/>
+      <w:pPr>
+        <w:tabs>
+          <w:tab w:val="num" w:pos="6480"/>
+        </w:tabs>
+        <w:ind w:left="6480" w:hanging="360"/>
+      </w:pPr>
+      <w:rPr>
+        <w:rFonts w:ascii="Wingdings" w:hAnsi="Wingdings" w:hint="default"/>
+        <w:sz w:val="20"/>
+      </w:rPr>
+    </w:lvl>
+  </w:abstractNum>
+  <w:abstractNum w:abstractNumId="8" w15:restartNumberingAfterBreak="0">
+    <w:nsid w:val="44E71FBC"/>
+    <w:multiLevelType w:val="multilevel"/>
+    <w:tmpl w:val="3A009D84"/>
+    <w:lvl w:ilvl="0">
+      <w:start w:val="1"/>
+      <w:numFmt w:val="bullet"/>
+      <w:lvlText w:val=""/>
+      <w:lvlJc w:val="left"/>
+      <w:pPr>
+        <w:tabs>
+          <w:tab w:val="num" w:pos="720"/>
+        </w:tabs>
+        <w:ind w:left="720" w:hanging="360"/>
+      </w:pPr>
+      <w:rPr>
+        <w:rFonts w:ascii="Symbol" w:hAnsi="Symbol" w:hint="default"/>
+        <w:sz w:val="20"/>
+      </w:rPr>
+    </w:lvl>
+    <w:lvl w:ilvl="1" w:tentative="1">
+      <w:start w:val="1"/>
+      <w:numFmt w:val="bullet"/>
+      <w:lvlText w:val="o"/>
+      <w:lvlJc w:val="left"/>
+      <w:pPr>
+        <w:tabs>
+          <w:tab w:val="num" w:pos="1440"/>
+        </w:tabs>
+        <w:ind w:left="1440" w:hanging="360"/>
+      </w:pPr>
+      <w:rPr>
+        <w:rFonts w:ascii="Courier New" w:hAnsi="Courier New" w:hint="default"/>
+        <w:sz w:val="20"/>
+      </w:rPr>
+    </w:lvl>
+    <w:lvl w:ilvl="2" w:tentative="1">
+      <w:start w:val="1"/>
+      <w:numFmt w:val="bullet"/>
+      <w:lvlText w:val=""/>
+      <w:lvlJc w:val="left"/>
+      <w:pPr>
+        <w:tabs>
+          <w:tab w:val="num" w:pos="2160"/>
+        </w:tabs>
+        <w:ind w:left="2160" w:hanging="360"/>
+      </w:pPr>
+      <w:rPr>
+        <w:rFonts w:ascii="Wingdings" w:hAnsi="Wingdings" w:hint="default"/>
+        <w:sz w:val="20"/>
+      </w:rPr>
+    </w:lvl>
+    <w:lvl w:ilvl="3" w:tentative="1">
+      <w:start w:val="1"/>
+      <w:numFmt w:val="bullet"/>
+      <w:lvlText w:val=""/>
+      <w:lvlJc w:val="left"/>
+      <w:pPr>
+        <w:tabs>
+          <w:tab w:val="num" w:pos="2880"/>
+        </w:tabs>
+        <w:ind w:left="2880" w:hanging="360"/>
+      </w:pPr>
+      <w:rPr>
+        <w:rFonts w:ascii="Wingdings" w:hAnsi="Wingdings" w:hint="default"/>
+        <w:sz w:val="20"/>
+      </w:rPr>
+    </w:lvl>
+    <w:lvl w:ilvl="4" w:tentative="1">
+      <w:start w:val="1"/>
+      <w:numFmt w:val="bullet"/>
+      <w:lvlText w:val=""/>
+      <w:lvlJc w:val="left"/>
+      <w:pPr>
+        <w:tabs>
+          <w:tab w:val="num" w:pos="3600"/>
+        </w:tabs>
+        <w:ind w:left="3600" w:hanging="360"/>
+      </w:pPr>
+      <w:rPr>
+        <w:rFonts w:ascii="Wingdings" w:hAnsi="Wingdings" w:hint="default"/>
+        <w:sz w:val="20"/>
+      </w:rPr>
+    </w:lvl>
+    <w:lvl w:ilvl="5" w:tentative="1">
+      <w:start w:val="1"/>
+      <w:numFmt w:val="bullet"/>
+      <w:lvlText w:val=""/>
+      <w:lvlJc w:val="left"/>
+      <w:pPr>
+        <w:tabs>
+          <w:tab w:val="num" w:pos="4320"/>
+        </w:tabs>
+        <w:ind w:left="4320" w:hanging="360"/>
+      </w:pPr>
+      <w:rPr>
+        <w:rFonts w:ascii="Wingdings" w:hAnsi="Wingdings" w:hint="default"/>
+        <w:sz w:val="20"/>
+      </w:rPr>
+    </w:lvl>
+    <w:lvl w:ilvl="6" w:tentative="1">
+      <w:start w:val="1"/>
+      <w:numFmt w:val="bullet"/>
+      <w:lvlText w:val=""/>
+      <w:lvlJc w:val="left"/>
+      <w:pPr>
+        <w:tabs>
+          <w:tab w:val="num" w:pos="5040"/>
+        </w:tabs>
+        <w:ind w:left="5040" w:hanging="360"/>
+      </w:pPr>
+      <w:rPr>
+        <w:rFonts w:ascii="Wingdings" w:hAnsi="Wingdings" w:hint="default"/>
+        <w:sz w:val="20"/>
+      </w:rPr>
+    </w:lvl>
+    <w:lvl w:ilvl="7" w:tentative="1">
+      <w:start w:val="1"/>
+      <w:numFmt w:val="bullet"/>
+      <w:lvlText w:val=""/>
+      <w:lvlJc w:val="left"/>
+      <w:pPr>
+        <w:tabs>
+          <w:tab w:val="num" w:pos="5760"/>
+        </w:tabs>
+        <w:ind w:left="5760" w:hanging="360"/>
+      </w:pPr>
+      <w:rPr>
+        <w:rFonts w:ascii="Wingdings" w:hAnsi="Wingdings" w:hint="default"/>
+        <w:sz w:val="20"/>
+      </w:rPr>
+    </w:lvl>
+    <w:lvl w:ilvl="8" w:tentative="1">
+      <w:start w:val="1"/>
+      <w:numFmt w:val="bullet"/>
+      <w:lvlText w:val=""/>
+      <w:lvlJc w:val="left"/>
+      <w:pPr>
+        <w:tabs>
+          <w:tab w:val="num" w:pos="6480"/>
+        </w:tabs>
+        <w:ind w:left="6480" w:hanging="360"/>
+      </w:pPr>
+      <w:rPr>
+        <w:rFonts w:ascii="Wingdings" w:hAnsi="Wingdings" w:hint="default"/>
+        <w:sz w:val="20"/>
+      </w:rPr>
+    </w:lvl>
+  </w:abstractNum>
+  <w:abstractNum w:abstractNumId="9" w15:restartNumberingAfterBreak="0">
     <w:nsid w:val="4A893EF4"/>
     <w:multiLevelType w:val="multilevel"/>
     <w:tmpl w:val="8C401724"/>
@@ -2819,7 +5242,7 @@
       </w:rPr>
     </w:lvl>
   </w:abstractNum>
-  <w:abstractNum w:abstractNumId="3" w15:restartNumberingAfterBreak="0">
+  <w:abstractNum w:abstractNumId="10" w15:restartNumberingAfterBreak="0">
     <w:nsid w:val="5170726D"/>
     <w:multiLevelType w:val="hybridMultilevel"/>
     <w:tmpl w:val="3EB0621E"/>
@@ -2932,7 +5355,7 @@
       </w:rPr>
     </w:lvl>
   </w:abstractNum>
-  <w:abstractNum w:abstractNumId="4" w15:restartNumberingAfterBreak="0">
+  <w:abstractNum w:abstractNumId="11" w15:restartNumberingAfterBreak="0">
     <w:nsid w:val="52497015"/>
     <w:multiLevelType w:val="multilevel"/>
     <w:tmpl w:val="653E8CFA"/>
@@ -3081,20 +5504,801 @@
       </w:rPr>
     </w:lvl>
   </w:abstractNum>
+  <w:abstractNum w:abstractNumId="12" w15:restartNumberingAfterBreak="0">
+    <w:nsid w:val="58952761"/>
+    <w:multiLevelType w:val="multilevel"/>
+    <w:tmpl w:val="B762BC82"/>
+    <w:lvl w:ilvl="0">
+      <w:start w:val="1"/>
+      <w:numFmt w:val="bullet"/>
+      <w:lvlText w:val=""/>
+      <w:lvlJc w:val="left"/>
+      <w:pPr>
+        <w:tabs>
+          <w:tab w:val="num" w:pos="360"/>
+        </w:tabs>
+        <w:ind w:left="360" w:hanging="360"/>
+      </w:pPr>
+      <w:rPr>
+        <w:rFonts w:ascii="Symbol" w:hAnsi="Symbol" w:hint="default"/>
+        <w:sz w:val="20"/>
+      </w:rPr>
+    </w:lvl>
+    <w:lvl w:ilvl="1" w:tentative="1">
+      <w:start w:val="1"/>
+      <w:numFmt w:val="bullet"/>
+      <w:lvlText w:val="o"/>
+      <w:lvlJc w:val="left"/>
+      <w:pPr>
+        <w:tabs>
+          <w:tab w:val="num" w:pos="1440"/>
+        </w:tabs>
+        <w:ind w:left="1440" w:hanging="360"/>
+      </w:pPr>
+      <w:rPr>
+        <w:rFonts w:ascii="Courier New" w:hAnsi="Courier New" w:hint="default"/>
+        <w:sz w:val="20"/>
+      </w:rPr>
+    </w:lvl>
+    <w:lvl w:ilvl="2" w:tentative="1">
+      <w:start w:val="1"/>
+      <w:numFmt w:val="bullet"/>
+      <w:lvlText w:val=""/>
+      <w:lvlJc w:val="left"/>
+      <w:pPr>
+        <w:tabs>
+          <w:tab w:val="num" w:pos="2160"/>
+        </w:tabs>
+        <w:ind w:left="2160" w:hanging="360"/>
+      </w:pPr>
+      <w:rPr>
+        <w:rFonts w:ascii="Wingdings" w:hAnsi="Wingdings" w:hint="default"/>
+        <w:sz w:val="20"/>
+      </w:rPr>
+    </w:lvl>
+    <w:lvl w:ilvl="3" w:tentative="1">
+      <w:start w:val="1"/>
+      <w:numFmt w:val="bullet"/>
+      <w:lvlText w:val=""/>
+      <w:lvlJc w:val="left"/>
+      <w:pPr>
+        <w:tabs>
+          <w:tab w:val="num" w:pos="2880"/>
+        </w:tabs>
+        <w:ind w:left="2880" w:hanging="360"/>
+      </w:pPr>
+      <w:rPr>
+        <w:rFonts w:ascii="Wingdings" w:hAnsi="Wingdings" w:hint="default"/>
+        <w:sz w:val="20"/>
+      </w:rPr>
+    </w:lvl>
+    <w:lvl w:ilvl="4" w:tentative="1">
+      <w:start w:val="1"/>
+      <w:numFmt w:val="bullet"/>
+      <w:lvlText w:val=""/>
+      <w:lvlJc w:val="left"/>
+      <w:pPr>
+        <w:tabs>
+          <w:tab w:val="num" w:pos="3600"/>
+        </w:tabs>
+        <w:ind w:left="3600" w:hanging="360"/>
+      </w:pPr>
+      <w:rPr>
+        <w:rFonts w:ascii="Wingdings" w:hAnsi="Wingdings" w:hint="default"/>
+        <w:sz w:val="20"/>
+      </w:rPr>
+    </w:lvl>
+    <w:lvl w:ilvl="5" w:tentative="1">
+      <w:start w:val="1"/>
+      <w:numFmt w:val="bullet"/>
+      <w:lvlText w:val=""/>
+      <w:lvlJc w:val="left"/>
+      <w:pPr>
+        <w:tabs>
+          <w:tab w:val="num" w:pos="4320"/>
+        </w:tabs>
+        <w:ind w:left="4320" w:hanging="360"/>
+      </w:pPr>
+      <w:rPr>
+        <w:rFonts w:ascii="Wingdings" w:hAnsi="Wingdings" w:hint="default"/>
+        <w:sz w:val="20"/>
+      </w:rPr>
+    </w:lvl>
+    <w:lvl w:ilvl="6" w:tentative="1">
+      <w:start w:val="1"/>
+      <w:numFmt w:val="bullet"/>
+      <w:lvlText w:val=""/>
+      <w:lvlJc w:val="left"/>
+      <w:pPr>
+        <w:tabs>
+          <w:tab w:val="num" w:pos="5040"/>
+        </w:tabs>
+        <w:ind w:left="5040" w:hanging="360"/>
+      </w:pPr>
+      <w:rPr>
+        <w:rFonts w:ascii="Wingdings" w:hAnsi="Wingdings" w:hint="default"/>
+        <w:sz w:val="20"/>
+      </w:rPr>
+    </w:lvl>
+    <w:lvl w:ilvl="7" w:tentative="1">
+      <w:start w:val="1"/>
+      <w:numFmt w:val="bullet"/>
+      <w:lvlText w:val=""/>
+      <w:lvlJc w:val="left"/>
+      <w:pPr>
+        <w:tabs>
+          <w:tab w:val="num" w:pos="5760"/>
+        </w:tabs>
+        <w:ind w:left="5760" w:hanging="360"/>
+      </w:pPr>
+      <w:rPr>
+        <w:rFonts w:ascii="Wingdings" w:hAnsi="Wingdings" w:hint="default"/>
+        <w:sz w:val="20"/>
+      </w:rPr>
+    </w:lvl>
+    <w:lvl w:ilvl="8" w:tentative="1">
+      <w:start w:val="1"/>
+      <w:numFmt w:val="bullet"/>
+      <w:lvlText w:val=""/>
+      <w:lvlJc w:val="left"/>
+      <w:pPr>
+        <w:tabs>
+          <w:tab w:val="num" w:pos="6480"/>
+        </w:tabs>
+        <w:ind w:left="6480" w:hanging="360"/>
+      </w:pPr>
+      <w:rPr>
+        <w:rFonts w:ascii="Wingdings" w:hAnsi="Wingdings" w:hint="default"/>
+        <w:sz w:val="20"/>
+      </w:rPr>
+    </w:lvl>
+  </w:abstractNum>
+  <w:abstractNum w:abstractNumId="13" w15:restartNumberingAfterBreak="0">
+    <w:nsid w:val="59746DEE"/>
+    <w:multiLevelType w:val="multilevel"/>
+    <w:tmpl w:val="08305E42"/>
+    <w:lvl w:ilvl="0">
+      <w:start w:val="1"/>
+      <w:numFmt w:val="bullet"/>
+      <w:lvlText w:val=""/>
+      <w:lvlJc w:val="left"/>
+      <w:pPr>
+        <w:tabs>
+          <w:tab w:val="num" w:pos="720"/>
+        </w:tabs>
+        <w:ind w:left="720" w:hanging="360"/>
+      </w:pPr>
+      <w:rPr>
+        <w:rFonts w:ascii="Symbol" w:hAnsi="Symbol" w:hint="default"/>
+        <w:sz w:val="20"/>
+      </w:rPr>
+    </w:lvl>
+    <w:lvl w:ilvl="1" w:tentative="1">
+      <w:start w:val="1"/>
+      <w:numFmt w:val="bullet"/>
+      <w:lvlText w:val="o"/>
+      <w:lvlJc w:val="left"/>
+      <w:pPr>
+        <w:tabs>
+          <w:tab w:val="num" w:pos="1440"/>
+        </w:tabs>
+        <w:ind w:left="1440" w:hanging="360"/>
+      </w:pPr>
+      <w:rPr>
+        <w:rFonts w:ascii="Courier New" w:hAnsi="Courier New" w:hint="default"/>
+        <w:sz w:val="20"/>
+      </w:rPr>
+    </w:lvl>
+    <w:lvl w:ilvl="2" w:tentative="1">
+      <w:start w:val="1"/>
+      <w:numFmt w:val="bullet"/>
+      <w:lvlText w:val=""/>
+      <w:lvlJc w:val="left"/>
+      <w:pPr>
+        <w:tabs>
+          <w:tab w:val="num" w:pos="2160"/>
+        </w:tabs>
+        <w:ind w:left="2160" w:hanging="360"/>
+      </w:pPr>
+      <w:rPr>
+        <w:rFonts w:ascii="Wingdings" w:hAnsi="Wingdings" w:hint="default"/>
+        <w:sz w:val="20"/>
+      </w:rPr>
+    </w:lvl>
+    <w:lvl w:ilvl="3" w:tentative="1">
+      <w:start w:val="1"/>
+      <w:numFmt w:val="bullet"/>
+      <w:lvlText w:val=""/>
+      <w:lvlJc w:val="left"/>
+      <w:pPr>
+        <w:tabs>
+          <w:tab w:val="num" w:pos="2880"/>
+        </w:tabs>
+        <w:ind w:left="2880" w:hanging="360"/>
+      </w:pPr>
+      <w:rPr>
+        <w:rFonts w:ascii="Wingdings" w:hAnsi="Wingdings" w:hint="default"/>
+        <w:sz w:val="20"/>
+      </w:rPr>
+    </w:lvl>
+    <w:lvl w:ilvl="4" w:tentative="1">
+      <w:start w:val="1"/>
+      <w:numFmt w:val="bullet"/>
+      <w:lvlText w:val=""/>
+      <w:lvlJc w:val="left"/>
+      <w:pPr>
+        <w:tabs>
+          <w:tab w:val="num" w:pos="3600"/>
+        </w:tabs>
+        <w:ind w:left="3600" w:hanging="360"/>
+      </w:pPr>
+      <w:rPr>
+        <w:rFonts w:ascii="Wingdings" w:hAnsi="Wingdings" w:hint="default"/>
+        <w:sz w:val="20"/>
+      </w:rPr>
+    </w:lvl>
+    <w:lvl w:ilvl="5" w:tentative="1">
+      <w:start w:val="1"/>
+      <w:numFmt w:val="bullet"/>
+      <w:lvlText w:val=""/>
+      <w:lvlJc w:val="left"/>
+      <w:pPr>
+        <w:tabs>
+          <w:tab w:val="num" w:pos="4320"/>
+        </w:tabs>
+        <w:ind w:left="4320" w:hanging="360"/>
+      </w:pPr>
+      <w:rPr>
+        <w:rFonts w:ascii="Wingdings" w:hAnsi="Wingdings" w:hint="default"/>
+        <w:sz w:val="20"/>
+      </w:rPr>
+    </w:lvl>
+    <w:lvl w:ilvl="6" w:tentative="1">
+      <w:start w:val="1"/>
+      <w:numFmt w:val="bullet"/>
+      <w:lvlText w:val=""/>
+      <w:lvlJc w:val="left"/>
+      <w:pPr>
+        <w:tabs>
+          <w:tab w:val="num" w:pos="5040"/>
+        </w:tabs>
+        <w:ind w:left="5040" w:hanging="360"/>
+      </w:pPr>
+      <w:rPr>
+        <w:rFonts w:ascii="Wingdings" w:hAnsi="Wingdings" w:hint="default"/>
+        <w:sz w:val="20"/>
+      </w:rPr>
+    </w:lvl>
+    <w:lvl w:ilvl="7" w:tentative="1">
+      <w:start w:val="1"/>
+      <w:numFmt w:val="bullet"/>
+      <w:lvlText w:val=""/>
+      <w:lvlJc w:val="left"/>
+      <w:pPr>
+        <w:tabs>
+          <w:tab w:val="num" w:pos="5760"/>
+        </w:tabs>
+        <w:ind w:left="5760" w:hanging="360"/>
+      </w:pPr>
+      <w:rPr>
+        <w:rFonts w:ascii="Wingdings" w:hAnsi="Wingdings" w:hint="default"/>
+        <w:sz w:val="20"/>
+      </w:rPr>
+    </w:lvl>
+    <w:lvl w:ilvl="8" w:tentative="1">
+      <w:start w:val="1"/>
+      <w:numFmt w:val="bullet"/>
+      <w:lvlText w:val=""/>
+      <w:lvlJc w:val="left"/>
+      <w:pPr>
+        <w:tabs>
+          <w:tab w:val="num" w:pos="6480"/>
+        </w:tabs>
+        <w:ind w:left="6480" w:hanging="360"/>
+      </w:pPr>
+      <w:rPr>
+        <w:rFonts w:ascii="Wingdings" w:hAnsi="Wingdings" w:hint="default"/>
+        <w:sz w:val="20"/>
+      </w:rPr>
+    </w:lvl>
+  </w:abstractNum>
+  <w:abstractNum w:abstractNumId="14" w15:restartNumberingAfterBreak="0">
+    <w:nsid w:val="60E86C11"/>
+    <w:multiLevelType w:val="multilevel"/>
+    <w:tmpl w:val="4BF6B336"/>
+    <w:lvl w:ilvl="0">
+      <w:start w:val="1"/>
+      <w:numFmt w:val="bullet"/>
+      <w:lvlText w:val=""/>
+      <w:lvlJc w:val="left"/>
+      <w:pPr>
+        <w:tabs>
+          <w:tab w:val="num" w:pos="720"/>
+        </w:tabs>
+        <w:ind w:left="720" w:hanging="360"/>
+      </w:pPr>
+      <w:rPr>
+        <w:rFonts w:ascii="Symbol" w:hAnsi="Symbol" w:hint="default"/>
+        <w:sz w:val="20"/>
+      </w:rPr>
+    </w:lvl>
+    <w:lvl w:ilvl="1" w:tentative="1">
+      <w:start w:val="1"/>
+      <w:numFmt w:val="bullet"/>
+      <w:lvlText w:val="o"/>
+      <w:lvlJc w:val="left"/>
+      <w:pPr>
+        <w:tabs>
+          <w:tab w:val="num" w:pos="1440"/>
+        </w:tabs>
+        <w:ind w:left="1440" w:hanging="360"/>
+      </w:pPr>
+      <w:rPr>
+        <w:rFonts w:ascii="Courier New" w:hAnsi="Courier New" w:hint="default"/>
+        <w:sz w:val="20"/>
+      </w:rPr>
+    </w:lvl>
+    <w:lvl w:ilvl="2" w:tentative="1">
+      <w:start w:val="1"/>
+      <w:numFmt w:val="bullet"/>
+      <w:lvlText w:val=""/>
+      <w:lvlJc w:val="left"/>
+      <w:pPr>
+        <w:tabs>
+          <w:tab w:val="num" w:pos="2160"/>
+        </w:tabs>
+        <w:ind w:left="2160" w:hanging="360"/>
+      </w:pPr>
+      <w:rPr>
+        <w:rFonts w:ascii="Wingdings" w:hAnsi="Wingdings" w:hint="default"/>
+        <w:sz w:val="20"/>
+      </w:rPr>
+    </w:lvl>
+    <w:lvl w:ilvl="3" w:tentative="1">
+      <w:start w:val="1"/>
+      <w:numFmt w:val="bullet"/>
+      <w:lvlText w:val=""/>
+      <w:lvlJc w:val="left"/>
+      <w:pPr>
+        <w:tabs>
+          <w:tab w:val="num" w:pos="2880"/>
+        </w:tabs>
+        <w:ind w:left="2880" w:hanging="360"/>
+      </w:pPr>
+      <w:rPr>
+        <w:rFonts w:ascii="Wingdings" w:hAnsi="Wingdings" w:hint="default"/>
+        <w:sz w:val="20"/>
+      </w:rPr>
+    </w:lvl>
+    <w:lvl w:ilvl="4" w:tentative="1">
+      <w:start w:val="1"/>
+      <w:numFmt w:val="bullet"/>
+      <w:lvlText w:val=""/>
+      <w:lvlJc w:val="left"/>
+      <w:pPr>
+        <w:tabs>
+          <w:tab w:val="num" w:pos="3600"/>
+        </w:tabs>
+        <w:ind w:left="3600" w:hanging="360"/>
+      </w:pPr>
+      <w:rPr>
+        <w:rFonts w:ascii="Wingdings" w:hAnsi="Wingdings" w:hint="default"/>
+        <w:sz w:val="20"/>
+      </w:rPr>
+    </w:lvl>
+    <w:lvl w:ilvl="5" w:tentative="1">
+      <w:start w:val="1"/>
+      <w:numFmt w:val="bullet"/>
+      <w:lvlText w:val=""/>
+      <w:lvlJc w:val="left"/>
+      <w:pPr>
+        <w:tabs>
+          <w:tab w:val="num" w:pos="4320"/>
+        </w:tabs>
+        <w:ind w:left="4320" w:hanging="360"/>
+      </w:pPr>
+      <w:rPr>
+        <w:rFonts w:ascii="Wingdings" w:hAnsi="Wingdings" w:hint="default"/>
+        <w:sz w:val="20"/>
+      </w:rPr>
+    </w:lvl>
+    <w:lvl w:ilvl="6" w:tentative="1">
+      <w:start w:val="1"/>
+      <w:numFmt w:val="bullet"/>
+      <w:lvlText w:val=""/>
+      <w:lvlJc w:val="left"/>
+      <w:pPr>
+        <w:tabs>
+          <w:tab w:val="num" w:pos="5040"/>
+        </w:tabs>
+        <w:ind w:left="5040" w:hanging="360"/>
+      </w:pPr>
+      <w:rPr>
+        <w:rFonts w:ascii="Wingdings" w:hAnsi="Wingdings" w:hint="default"/>
+        <w:sz w:val="20"/>
+      </w:rPr>
+    </w:lvl>
+    <w:lvl w:ilvl="7" w:tentative="1">
+      <w:start w:val="1"/>
+      <w:numFmt w:val="bullet"/>
+      <w:lvlText w:val=""/>
+      <w:lvlJc w:val="left"/>
+      <w:pPr>
+        <w:tabs>
+          <w:tab w:val="num" w:pos="5760"/>
+        </w:tabs>
+        <w:ind w:left="5760" w:hanging="360"/>
+      </w:pPr>
+      <w:rPr>
+        <w:rFonts w:ascii="Wingdings" w:hAnsi="Wingdings" w:hint="default"/>
+        <w:sz w:val="20"/>
+      </w:rPr>
+    </w:lvl>
+    <w:lvl w:ilvl="8" w:tentative="1">
+      <w:start w:val="1"/>
+      <w:numFmt w:val="bullet"/>
+      <w:lvlText w:val=""/>
+      <w:lvlJc w:val="left"/>
+      <w:pPr>
+        <w:tabs>
+          <w:tab w:val="num" w:pos="6480"/>
+        </w:tabs>
+        <w:ind w:left="6480" w:hanging="360"/>
+      </w:pPr>
+      <w:rPr>
+        <w:rFonts w:ascii="Wingdings" w:hAnsi="Wingdings" w:hint="default"/>
+        <w:sz w:val="20"/>
+      </w:rPr>
+    </w:lvl>
+  </w:abstractNum>
+  <w:abstractNum w:abstractNumId="15" w15:restartNumberingAfterBreak="0">
+    <w:nsid w:val="615F3818"/>
+    <w:multiLevelType w:val="multilevel"/>
+    <w:tmpl w:val="39C21F4E"/>
+    <w:lvl w:ilvl="0">
+      <w:start w:val="1"/>
+      <w:numFmt w:val="bullet"/>
+      <w:lvlText w:val=""/>
+      <w:lvlJc w:val="left"/>
+      <w:pPr>
+        <w:tabs>
+          <w:tab w:val="num" w:pos="720"/>
+        </w:tabs>
+        <w:ind w:left="720" w:hanging="360"/>
+      </w:pPr>
+      <w:rPr>
+        <w:rFonts w:ascii="Symbol" w:hAnsi="Symbol" w:hint="default"/>
+        <w:sz w:val="20"/>
+      </w:rPr>
+    </w:lvl>
+    <w:lvl w:ilvl="1" w:tentative="1">
+      <w:start w:val="1"/>
+      <w:numFmt w:val="bullet"/>
+      <w:lvlText w:val="o"/>
+      <w:lvlJc w:val="left"/>
+      <w:pPr>
+        <w:tabs>
+          <w:tab w:val="num" w:pos="1440"/>
+        </w:tabs>
+        <w:ind w:left="1440" w:hanging="360"/>
+      </w:pPr>
+      <w:rPr>
+        <w:rFonts w:ascii="Courier New" w:hAnsi="Courier New" w:hint="default"/>
+        <w:sz w:val="20"/>
+      </w:rPr>
+    </w:lvl>
+    <w:lvl w:ilvl="2" w:tentative="1">
+      <w:start w:val="1"/>
+      <w:numFmt w:val="bullet"/>
+      <w:lvlText w:val=""/>
+      <w:lvlJc w:val="left"/>
+      <w:pPr>
+        <w:tabs>
+          <w:tab w:val="num" w:pos="2160"/>
+        </w:tabs>
+        <w:ind w:left="2160" w:hanging="360"/>
+      </w:pPr>
+      <w:rPr>
+        <w:rFonts w:ascii="Wingdings" w:hAnsi="Wingdings" w:hint="default"/>
+        <w:sz w:val="20"/>
+      </w:rPr>
+    </w:lvl>
+    <w:lvl w:ilvl="3" w:tentative="1">
+      <w:start w:val="1"/>
+      <w:numFmt w:val="bullet"/>
+      <w:lvlText w:val=""/>
+      <w:lvlJc w:val="left"/>
+      <w:pPr>
+        <w:tabs>
+          <w:tab w:val="num" w:pos="2880"/>
+        </w:tabs>
+        <w:ind w:left="2880" w:hanging="360"/>
+      </w:pPr>
+      <w:rPr>
+        <w:rFonts w:ascii="Wingdings" w:hAnsi="Wingdings" w:hint="default"/>
+        <w:sz w:val="20"/>
+      </w:rPr>
+    </w:lvl>
+    <w:lvl w:ilvl="4" w:tentative="1">
+      <w:start w:val="1"/>
+      <w:numFmt w:val="bullet"/>
+      <w:lvlText w:val=""/>
+      <w:lvlJc w:val="left"/>
+      <w:pPr>
+        <w:tabs>
+          <w:tab w:val="num" w:pos="3600"/>
+        </w:tabs>
+        <w:ind w:left="3600" w:hanging="360"/>
+      </w:pPr>
+      <w:rPr>
+        <w:rFonts w:ascii="Wingdings" w:hAnsi="Wingdings" w:hint="default"/>
+        <w:sz w:val="20"/>
+      </w:rPr>
+    </w:lvl>
+    <w:lvl w:ilvl="5" w:tentative="1">
+      <w:start w:val="1"/>
+      <w:numFmt w:val="bullet"/>
+      <w:lvlText w:val=""/>
+      <w:lvlJc w:val="left"/>
+      <w:pPr>
+        <w:tabs>
+          <w:tab w:val="num" w:pos="4320"/>
+        </w:tabs>
+        <w:ind w:left="4320" w:hanging="360"/>
+      </w:pPr>
+      <w:rPr>
+        <w:rFonts w:ascii="Wingdings" w:hAnsi="Wingdings" w:hint="default"/>
+        <w:sz w:val="20"/>
+      </w:rPr>
+    </w:lvl>
+    <w:lvl w:ilvl="6" w:tentative="1">
+      <w:start w:val="1"/>
+      <w:numFmt w:val="bullet"/>
+      <w:lvlText w:val=""/>
+      <w:lvlJc w:val="left"/>
+      <w:pPr>
+        <w:tabs>
+          <w:tab w:val="num" w:pos="5040"/>
+        </w:tabs>
+        <w:ind w:left="5040" w:hanging="360"/>
+      </w:pPr>
+      <w:rPr>
+        <w:rFonts w:ascii="Wingdings" w:hAnsi="Wingdings" w:hint="default"/>
+        <w:sz w:val="20"/>
+      </w:rPr>
+    </w:lvl>
+    <w:lvl w:ilvl="7" w:tentative="1">
+      <w:start w:val="1"/>
+      <w:numFmt w:val="bullet"/>
+      <w:lvlText w:val=""/>
+      <w:lvlJc w:val="left"/>
+      <w:pPr>
+        <w:tabs>
+          <w:tab w:val="num" w:pos="5760"/>
+        </w:tabs>
+        <w:ind w:left="5760" w:hanging="360"/>
+      </w:pPr>
+      <w:rPr>
+        <w:rFonts w:ascii="Wingdings" w:hAnsi="Wingdings" w:hint="default"/>
+        <w:sz w:val="20"/>
+      </w:rPr>
+    </w:lvl>
+    <w:lvl w:ilvl="8" w:tentative="1">
+      <w:start w:val="1"/>
+      <w:numFmt w:val="bullet"/>
+      <w:lvlText w:val=""/>
+      <w:lvlJc w:val="left"/>
+      <w:pPr>
+        <w:tabs>
+          <w:tab w:val="num" w:pos="6480"/>
+        </w:tabs>
+        <w:ind w:left="6480" w:hanging="360"/>
+      </w:pPr>
+      <w:rPr>
+        <w:rFonts w:ascii="Wingdings" w:hAnsi="Wingdings" w:hint="default"/>
+        <w:sz w:val="20"/>
+      </w:rPr>
+    </w:lvl>
+  </w:abstractNum>
+  <w:abstractNum w:abstractNumId="16" w15:restartNumberingAfterBreak="0">
+    <w:nsid w:val="64E85543"/>
+    <w:multiLevelType w:val="multilevel"/>
+    <w:tmpl w:val="65364218"/>
+    <w:lvl w:ilvl="0">
+      <w:start w:val="1"/>
+      <w:numFmt w:val="bullet"/>
+      <w:lvlText w:val=""/>
+      <w:lvlJc w:val="left"/>
+      <w:pPr>
+        <w:tabs>
+          <w:tab w:val="num" w:pos="720"/>
+        </w:tabs>
+        <w:ind w:left="720" w:hanging="360"/>
+      </w:pPr>
+      <w:rPr>
+        <w:rFonts w:ascii="Symbol" w:hAnsi="Symbol" w:hint="default"/>
+        <w:sz w:val="20"/>
+      </w:rPr>
+    </w:lvl>
+    <w:lvl w:ilvl="1" w:tentative="1">
+      <w:start w:val="1"/>
+      <w:numFmt w:val="bullet"/>
+      <w:lvlText w:val="o"/>
+      <w:lvlJc w:val="left"/>
+      <w:pPr>
+        <w:tabs>
+          <w:tab w:val="num" w:pos="1440"/>
+        </w:tabs>
+        <w:ind w:left="1440" w:hanging="360"/>
+      </w:pPr>
+      <w:rPr>
+        <w:rFonts w:ascii="Courier New" w:hAnsi="Courier New" w:hint="default"/>
+        <w:sz w:val="20"/>
+      </w:rPr>
+    </w:lvl>
+    <w:lvl w:ilvl="2" w:tentative="1">
+      <w:start w:val="1"/>
+      <w:numFmt w:val="bullet"/>
+      <w:lvlText w:val=""/>
+      <w:lvlJc w:val="left"/>
+      <w:pPr>
+        <w:tabs>
+          <w:tab w:val="num" w:pos="2160"/>
+        </w:tabs>
+        <w:ind w:left="2160" w:hanging="360"/>
+      </w:pPr>
+      <w:rPr>
+        <w:rFonts w:ascii="Wingdings" w:hAnsi="Wingdings" w:hint="default"/>
+        <w:sz w:val="20"/>
+      </w:rPr>
+    </w:lvl>
+    <w:lvl w:ilvl="3" w:tentative="1">
+      <w:start w:val="1"/>
+      <w:numFmt w:val="bullet"/>
+      <w:lvlText w:val=""/>
+      <w:lvlJc w:val="left"/>
+      <w:pPr>
+        <w:tabs>
+          <w:tab w:val="num" w:pos="2880"/>
+        </w:tabs>
+        <w:ind w:left="2880" w:hanging="360"/>
+      </w:pPr>
+      <w:rPr>
+        <w:rFonts w:ascii="Wingdings" w:hAnsi="Wingdings" w:hint="default"/>
+        <w:sz w:val="20"/>
+      </w:rPr>
+    </w:lvl>
+    <w:lvl w:ilvl="4" w:tentative="1">
+      <w:start w:val="1"/>
+      <w:numFmt w:val="bullet"/>
+      <w:lvlText w:val=""/>
+      <w:lvlJc w:val="left"/>
+      <w:pPr>
+        <w:tabs>
+          <w:tab w:val="num" w:pos="3600"/>
+        </w:tabs>
+        <w:ind w:left="3600" w:hanging="360"/>
+      </w:pPr>
+      <w:rPr>
+        <w:rFonts w:ascii="Wingdings" w:hAnsi="Wingdings" w:hint="default"/>
+        <w:sz w:val="20"/>
+      </w:rPr>
+    </w:lvl>
+    <w:lvl w:ilvl="5" w:tentative="1">
+      <w:start w:val="1"/>
+      <w:numFmt w:val="bullet"/>
+      <w:lvlText w:val=""/>
+      <w:lvlJc w:val="left"/>
+      <w:pPr>
+        <w:tabs>
+          <w:tab w:val="num" w:pos="4320"/>
+        </w:tabs>
+        <w:ind w:left="4320" w:hanging="360"/>
+      </w:pPr>
+      <w:rPr>
+        <w:rFonts w:ascii="Wingdings" w:hAnsi="Wingdings" w:hint="default"/>
+        <w:sz w:val="20"/>
+      </w:rPr>
+    </w:lvl>
+    <w:lvl w:ilvl="6" w:tentative="1">
+      <w:start w:val="1"/>
+      <w:numFmt w:val="bullet"/>
+      <w:lvlText w:val=""/>
+      <w:lvlJc w:val="left"/>
+      <w:pPr>
+        <w:tabs>
+          <w:tab w:val="num" w:pos="5040"/>
+        </w:tabs>
+        <w:ind w:left="5040" w:hanging="360"/>
+      </w:pPr>
+      <w:rPr>
+        <w:rFonts w:ascii="Wingdings" w:hAnsi="Wingdings" w:hint="default"/>
+        <w:sz w:val="20"/>
+      </w:rPr>
+    </w:lvl>
+    <w:lvl w:ilvl="7" w:tentative="1">
+      <w:start w:val="1"/>
+      <w:numFmt w:val="bullet"/>
+      <w:lvlText w:val=""/>
+      <w:lvlJc w:val="left"/>
+      <w:pPr>
+        <w:tabs>
+          <w:tab w:val="num" w:pos="5760"/>
+        </w:tabs>
+        <w:ind w:left="5760" w:hanging="360"/>
+      </w:pPr>
+      <w:rPr>
+        <w:rFonts w:ascii="Wingdings" w:hAnsi="Wingdings" w:hint="default"/>
+        <w:sz w:val="20"/>
+      </w:rPr>
+    </w:lvl>
+    <w:lvl w:ilvl="8" w:tentative="1">
+      <w:start w:val="1"/>
+      <w:numFmt w:val="bullet"/>
+      <w:lvlText w:val=""/>
+      <w:lvlJc w:val="left"/>
+      <w:pPr>
+        <w:tabs>
+          <w:tab w:val="num" w:pos="6480"/>
+        </w:tabs>
+        <w:ind w:left="6480" w:hanging="360"/>
+      </w:pPr>
+      <w:rPr>
+        <w:rFonts w:ascii="Wingdings" w:hAnsi="Wingdings" w:hint="default"/>
+        <w:sz w:val="20"/>
+      </w:rPr>
+    </w:lvl>
+  </w:abstractNum>
   <w:num w:numId="1" w16cid:durableId="1812167387">
+    <w:abstractNumId w:val="11"/>
+  </w:num>
+  <w:num w:numId="2" w16cid:durableId="616839043">
+    <w:abstractNumId w:val="9"/>
+  </w:num>
+  <w:num w:numId="3" w16cid:durableId="1508524061">
+    <w:abstractNumId w:val="10"/>
+  </w:num>
+  <w:num w:numId="4" w16cid:durableId="1931771255">
     <w:abstractNumId w:val="4"/>
   </w:num>
-  <w:num w:numId="2" w16cid:durableId="616839043">
+  <w:num w:numId="5" w16cid:durableId="1255672256">
+    <w:abstractNumId w:val="6"/>
+  </w:num>
+  <w:num w:numId="6" w16cid:durableId="200217068">
     <w:abstractNumId w:val="2"/>
   </w:num>
-  <w:num w:numId="3" w16cid:durableId="1508524061">
+  <w:num w:numId="7" w16cid:durableId="810908844">
+    <w:abstractNumId w:val="1"/>
+  </w:num>
+  <w:num w:numId="8" w16cid:durableId="1353340811">
+    <w:abstractNumId w:val="5"/>
+  </w:num>
+  <w:num w:numId="9" w16cid:durableId="1088232027">
+    <w:abstractNumId w:val="13"/>
+  </w:num>
+  <w:num w:numId="10" w16cid:durableId="1532837035">
+    <w:abstractNumId w:val="14"/>
+  </w:num>
+  <w:num w:numId="11" w16cid:durableId="950933447">
+    <w:abstractNumId w:val="12"/>
+  </w:num>
+  <w:num w:numId="12" w16cid:durableId="1071200287">
+    <w:abstractNumId w:val="7"/>
+  </w:num>
+  <w:num w:numId="13" w16cid:durableId="1517959289">
     <w:abstractNumId w:val="3"/>
   </w:num>
-  <w:num w:numId="4" w16cid:durableId="1931771255">
+  <w:num w:numId="14" w16cid:durableId="907229168">
+    <w:abstractNumId w:val="15"/>
+  </w:num>
+  <w:num w:numId="15" w16cid:durableId="1962036039">
+    <w:abstractNumId w:val="16"/>
+  </w:num>
+  <w:num w:numId="16" w16cid:durableId="1357346020">
     <w:abstractNumId w:val="0"/>
   </w:num>
-  <w:num w:numId="5" w16cid:durableId="1255672256">
-    <w:abstractNumId w:val="1"/>
+  <w:num w:numId="17" w16cid:durableId="1065489759">
+    <w:abstractNumId w:val="8"/>
   </w:num>
 </w:numbering>
 </file>
@@ -3625,6 +6829,71 @@
       <w:contextualSpacing/>
     </w:pPr>
   </w:style>
+  <w:style w:type="paragraph" w:styleId="HTMLPreformatted">
+    <w:name w:val="HTML Preformatted"/>
+    <w:basedOn w:val="Normal"/>
+    <w:link w:val="HTMLPreformattedChar"/>
+    <w:uiPriority w:val="99"/>
+    <w:semiHidden/>
+    <w:unhideWhenUsed/>
+    <w:rsid w:val="007E0E3A"/>
+    <w:pPr>
+      <w:tabs>
+        <w:tab w:val="left" w:pos="916"/>
+        <w:tab w:val="left" w:pos="1832"/>
+        <w:tab w:val="left" w:pos="2748"/>
+        <w:tab w:val="left" w:pos="3664"/>
+        <w:tab w:val="left" w:pos="4580"/>
+        <w:tab w:val="left" w:pos="5496"/>
+        <w:tab w:val="left" w:pos="6412"/>
+        <w:tab w:val="left" w:pos="7328"/>
+        <w:tab w:val="left" w:pos="8244"/>
+        <w:tab w:val="left" w:pos="9160"/>
+        <w:tab w:val="left" w:pos="10076"/>
+        <w:tab w:val="left" w:pos="10992"/>
+        <w:tab w:val="left" w:pos="11908"/>
+        <w:tab w:val="left" w:pos="12824"/>
+        <w:tab w:val="left" w:pos="13740"/>
+        <w:tab w:val="left" w:pos="14656"/>
+      </w:tabs>
+      <w:spacing w:after="0" w:line="240" w:lineRule="auto"/>
+    </w:pPr>
+    <w:rPr>
+      <w:rFonts w:ascii="Courier New" w:eastAsia="Times New Roman" w:hAnsi="Courier New" w:cs="Courier New"/>
+      <w:kern w:val="0"/>
+      <w:sz w:val="20"/>
+      <w:szCs w:val="20"/>
+      <w:lang w:eastAsia="en-IN"/>
+      <w14:ligatures w14:val="none"/>
+    </w:rPr>
+  </w:style>
+  <w:style w:type="character" w:customStyle="1" w:styleId="HTMLPreformattedChar">
+    <w:name w:val="HTML Preformatted Char"/>
+    <w:basedOn w:val="DefaultParagraphFont"/>
+    <w:link w:val="HTMLPreformatted"/>
+    <w:uiPriority w:val="99"/>
+    <w:semiHidden/>
+    <w:rsid w:val="007E0E3A"/>
+    <w:rPr>
+      <w:rFonts w:ascii="Courier New" w:eastAsia="Times New Roman" w:hAnsi="Courier New" w:cs="Courier New"/>
+      <w:kern w:val="0"/>
+      <w:sz w:val="20"/>
+      <w:szCs w:val="20"/>
+      <w:lang w:eastAsia="en-IN"/>
+      <w14:ligatures w14:val="none"/>
+    </w:rPr>
+  </w:style>
+  <w:style w:type="character" w:styleId="Emphasis">
+    <w:name w:val="Emphasis"/>
+    <w:basedOn w:val="DefaultParagraphFont"/>
+    <w:uiPriority w:val="20"/>
+    <w:qFormat/>
+    <w:rsid w:val="007E0E3A"/>
+    <w:rPr>
+      <w:i/>
+      <w:iCs/>
+    </w:rPr>
+  </w:style>
 </w:styles>
 </file>
 
